--- a/Knowledge/3-Work knowledge/1-Software Engineering/2-General Technologies/9-Databases/5-My Source/1-Intro to Databases/1-Data Models/1-Components of a Data Model/1-Types of Attributes/3-Multi-Valued Attribute.docx
+++ b/Knowledge/3-Work knowledge/1-Software Engineering/2-General Technologies/9-Databases/5-My Source/1-Intro to Databases/1-Data Models/1-Components of a Data Model/1-Types of Attributes/3-Multi-Valued Attribute.docx
@@ -27,7 +27,7 @@
     <w:p>
       <w:r>
         <w:rPr>
-          <w:rFonts w:ascii="Arial" w:hAnsi="Arial" w:cs="Arial"/>
+          <w:rFonts w:ascii="Arial" w:hAnsi="Arial" w:cs="Arial" w:eastAsia="Arial"/>
           <w:b/>
           <w:color w:val="000000"/>
           <w:sz w:val="18"/>
@@ -37,7 +37,7 @@
       </w:r>
       <w:r>
         <w:rPr>
-          <w:rFonts w:ascii="Arial" w:hAnsi="Arial" w:cs="Arial"/>
+          <w:rFonts w:ascii="Arial" w:hAnsi="Arial" w:cs="Arial" w:eastAsia="Arial"/>
           <w:color w:val="000000"/>
           <w:sz w:val="18"/>
           <w:highlight w:val="lightGray"/>
@@ -46,7 +46,7 @@
       </w:r>
       <w:r>
         <w:rPr>
-          <w:rFonts w:ascii="Arial" w:hAnsi="Arial" w:cs="Arial"/>
+          <w:rFonts w:ascii="Arial" w:hAnsi="Arial" w:cs="Arial" w:eastAsia="Arial"/>
           <w:b/>
           <w:color w:val="000000"/>
           <w:sz w:val="18"/>
@@ -56,7 +56,7 @@
       </w:r>
       <w:r>
         <w:rPr>
-          <w:rFonts w:ascii="Arial" w:hAnsi="Arial" w:cs="Arial"/>
+          <w:rFonts w:ascii="Arial" w:hAnsi="Arial" w:cs="Arial" w:eastAsia="Arial"/>
           <w:color w:val="000000"/>
           <w:sz w:val="18"/>
           <w:highlight w:val="lightGray"/>
@@ -65,7 +65,7 @@
       </w:r>
       <w:r>
         <w:rPr>
-          <w:rFonts w:ascii="Arial" w:hAnsi="Arial" w:cs="Arial"/>
+          <w:rFonts w:ascii="Arial" w:hAnsi="Arial" w:cs="Arial" w:eastAsia="Arial"/>
           <w:b/>
           <w:color w:val="000000"/>
           <w:sz w:val="18"/>
@@ -75,7 +75,7 @@
       </w:r>
       <w:r>
         <w:rPr>
-          <w:rFonts w:ascii="Arial" w:hAnsi="Arial" w:cs="Arial"/>
+          <w:rFonts w:ascii="Arial" w:hAnsi="Arial" w:cs="Arial" w:eastAsia="Arial"/>
           <w:color w:val="000000"/>
           <w:sz w:val="18"/>
           <w:highlight w:val="lightGray"/>
@@ -91,13 +91,13 @@
       </w:pPr>
       <w:r>
         <w:rPr>
-          <w:rFonts w:ascii="Roboto Mono" w:hAnsi="Roboto Mono"/>
+          <w:rFonts w:ascii="Roboto Mono" w:hAnsi="Roboto Mono" w:eastAsia="Roboto Mono"/>
         </w:rPr>
         <w:t xml:space="preserve">A </w:t>
       </w:r>
       <w:r>
         <w:rPr>
-          <w:rFonts w:ascii="Roboto Mono" w:hAnsi="Roboto Mono"/>
+          <w:rFonts w:ascii="Roboto Mono" w:hAnsi="Roboto Mono" w:eastAsia="Roboto Mono"/>
           <w:b/>
           <w:bCs/>
         </w:rPr>
@@ -105,13 +105,13 @@
       </w:r>
       <w:r>
         <w:rPr>
-          <w:rFonts w:ascii="Roboto Mono" w:hAnsi="Roboto Mono"/>
+          <w:rFonts w:ascii="Roboto Mono" w:hAnsi="Roboto Mono" w:eastAsia="Roboto Mono"/>
         </w:rPr>
         <w:t xml:space="preserve"> is an attribute that can have </w:t>
       </w:r>
       <w:r>
         <w:rPr>
-          <w:rFonts w:ascii="Roboto Mono" w:hAnsi="Roboto Mono"/>
+          <w:rFonts w:ascii="Roboto Mono" w:hAnsi="Roboto Mono" w:eastAsia="Roboto Mono"/>
           <w:b/>
           <w:bCs/>
         </w:rPr>
@@ -119,7 +119,7 @@
       </w:r>
       <w:r>
         <w:rPr>
-          <w:rFonts w:ascii="Roboto Mono" w:hAnsi="Roboto Mono"/>
+          <w:rFonts w:ascii="Roboto Mono" w:hAnsi="Roboto Mono" w:eastAsia="Roboto Mono"/>
         </w:rPr>
         <w:t>.</w:t>
       </w:r>
@@ -132,7 +132,7 @@
       </w:pPr>
       <w:r>
         <w:rPr>
-          <w:rFonts w:ascii="Roboto Mono" w:hAnsi="Roboto Mono"/>
+          <w:rFonts w:ascii="Roboto Mono" w:hAnsi="Roboto Mono" w:eastAsia="Roboto Mono"/>
         </w:rPr>
         <w:t>Unlike a simple attribute, which stores only one value, a multi-valued attribute can store multiple values of the same type.</w:t>
       </w:r>
@@ -145,7 +145,7 @@
       </w:pPr>
       <w:r>
         <w:rPr>
-          <w:rFonts w:ascii="Roboto Mono" w:hAnsi="Roboto Mono"/>
+          <w:rFonts w:ascii="Roboto Mono" w:hAnsi="Roboto Mono" w:eastAsia="Roboto Mono"/>
         </w:rPr>
         <w:pict w14:anchorId="3D503382">
           <v:rect id="_x0000_i1025" style="width:0;height:1.5pt" o:hralign="center" o:hrstd="t" o:hr="t" fillcolor="#a0a0a0" stroked="f"/>
@@ -169,7 +169,7 @@
     <w:p>
       <w:r>
         <w:rPr>
-          <w:rFonts w:ascii="Arial" w:hAnsi="Arial" w:cs="Arial"/>
+          <w:rFonts w:ascii="Arial" w:hAnsi="Arial" w:cs="Arial" w:eastAsia="Arial"/>
           <w:b/>
           <w:color w:val="000000"/>
           <w:sz w:val="18"/>
@@ -179,7 +179,7 @@
       </w:r>
       <w:r>
         <w:rPr>
-          <w:rFonts w:ascii="Arial" w:hAnsi="Arial" w:cs="Arial"/>
+          <w:rFonts w:ascii="Arial" w:hAnsi="Arial" w:cs="Arial" w:eastAsia="Arial"/>
           <w:color w:val="000000"/>
           <w:sz w:val="18"/>
           <w:highlight w:val="lightGray"/>
@@ -188,7 +188,7 @@
       </w:r>
       <w:r>
         <w:rPr>
-          <w:rFonts w:ascii="Arial" w:hAnsi="Arial" w:cs="Arial"/>
+          <w:rFonts w:ascii="Arial" w:hAnsi="Arial" w:cs="Arial" w:eastAsia="Arial"/>
           <w:b/>
           <w:color w:val="000000"/>
           <w:sz w:val="18"/>
@@ -198,7 +198,7 @@
       </w:r>
       <w:r>
         <w:rPr>
-          <w:rFonts w:ascii="Arial" w:hAnsi="Arial" w:cs="Arial"/>
+          <w:rFonts w:ascii="Arial" w:hAnsi="Arial" w:cs="Arial" w:eastAsia="Arial"/>
           <w:color w:val="000000"/>
           <w:sz w:val="18"/>
           <w:highlight w:val="lightGray"/>
@@ -207,7 +207,7 @@
       </w:r>
       <w:r>
         <w:rPr>
-          <w:rFonts w:ascii="Arial" w:hAnsi="Arial" w:cs="Arial"/>
+          <w:rFonts w:ascii="Arial" w:hAnsi="Arial" w:cs="Arial" w:eastAsia="Arial"/>
           <w:b/>
           <w:color w:val="000000"/>
           <w:sz w:val="18"/>
@@ -217,7 +217,7 @@
       </w:r>
       <w:r>
         <w:rPr>
-          <w:rFonts w:ascii="Arial" w:hAnsi="Arial" w:cs="Arial"/>
+          <w:rFonts w:ascii="Arial" w:hAnsi="Arial" w:cs="Arial" w:eastAsia="Arial"/>
           <w:color w:val="000000"/>
           <w:sz w:val="18"/>
           <w:highlight w:val="lightGray"/>
@@ -233,7 +233,7 @@
       </w:pPr>
       <w:r>
         <w:rPr>
-          <w:rFonts w:ascii="Roboto Mono" w:hAnsi="Roboto Mono"/>
+          <w:rFonts w:ascii="Roboto Mono" w:hAnsi="Roboto Mono" w:eastAsia="Roboto Mono"/>
         </w:rPr>
         <w:t>Multi-valued attributes are used when:</w:t>
       </w:r>
@@ -250,7 +250,7 @@
       </w:pPr>
       <w:r>
         <w:rPr>
-          <w:rFonts w:ascii="Roboto Mono" w:hAnsi="Roboto Mono"/>
+          <w:rFonts w:ascii="Roboto Mono" w:hAnsi="Roboto Mono" w:eastAsia="Roboto Mono"/>
         </w:rPr>
         <w:t xml:space="preserve">An entity can have multiple instances of the same information </w:t>
       </w:r>
@@ -267,7 +267,7 @@
       </w:pPr>
       <w:r>
         <w:rPr>
-          <w:rFonts w:ascii="Roboto Mono" w:hAnsi="Roboto Mono"/>
+          <w:rFonts w:ascii="Roboto Mono" w:hAnsi="Roboto Mono" w:eastAsia="Roboto Mono"/>
         </w:rPr>
         <w:t xml:space="preserve">A single value is not sufficient </w:t>
       </w:r>
@@ -284,7 +284,7 @@
       </w:pPr>
       <w:r>
         <w:rPr>
-          <w:rFonts w:ascii="Roboto Mono" w:hAnsi="Roboto Mono"/>
+          <w:rFonts w:ascii="Roboto Mono" w:hAnsi="Roboto Mono" w:eastAsia="Roboto Mono"/>
         </w:rPr>
         <w:t xml:space="preserve">Multiple values naturally belong to one entity </w:t>
       </w:r>
@@ -297,7 +297,7 @@
       </w:pPr>
       <w:r>
         <w:rPr>
-          <w:rFonts w:ascii="Roboto Mono" w:hAnsi="Roboto Mono"/>
+          <w:rFonts w:ascii="Roboto Mono" w:hAnsi="Roboto Mono" w:eastAsia="Roboto Mono"/>
         </w:rPr>
         <w:pict w14:anchorId="48D4C570">
           <v:rect id="_x0000_i1026" style="width:0;height:1.5pt" o:hralign="center" o:hrstd="t" o:hr="t" fillcolor="#a0a0a0" stroked="f"/>
@@ -321,7 +321,7 @@
     <w:p>
       <w:r>
         <w:rPr>
-          <w:rFonts w:ascii="Arial" w:hAnsi="Arial" w:cs="Arial"/>
+          <w:rFonts w:ascii="Arial" w:hAnsi="Arial" w:cs="Arial" w:eastAsia="Arial"/>
           <w:b/>
           <w:color w:val="000000"/>
           <w:sz w:val="18"/>
@@ -331,7 +331,7 @@
       </w:r>
       <w:r>
         <w:rPr>
-          <w:rFonts w:ascii="Arial" w:hAnsi="Arial" w:cs="Arial"/>
+          <w:rFonts w:ascii="Arial" w:hAnsi="Arial" w:cs="Arial" w:eastAsia="Arial"/>
           <w:color w:val="000000"/>
           <w:sz w:val="18"/>
           <w:highlight w:val="lightGray"/>
@@ -340,7 +340,7 @@
       </w:r>
       <w:r>
         <w:rPr>
-          <w:rFonts w:ascii="Arial" w:hAnsi="Arial" w:cs="Arial"/>
+          <w:rFonts w:ascii="Arial" w:hAnsi="Arial" w:cs="Arial" w:eastAsia="Arial"/>
           <w:b/>
           <w:color w:val="000000"/>
           <w:sz w:val="18"/>
@@ -350,7 +350,7 @@
       </w:r>
       <w:r>
         <w:rPr>
-          <w:rFonts w:ascii="Arial" w:hAnsi="Arial" w:cs="Arial"/>
+          <w:rFonts w:ascii="Arial" w:hAnsi="Arial" w:cs="Arial" w:eastAsia="Arial"/>
           <w:color w:val="000000"/>
           <w:sz w:val="18"/>
           <w:highlight w:val="lightGray"/>
@@ -359,7 +359,7 @@
       </w:r>
       <w:r>
         <w:rPr>
-          <w:rFonts w:ascii="Arial" w:hAnsi="Arial" w:cs="Arial"/>
+          <w:rFonts w:ascii="Arial" w:hAnsi="Arial" w:cs="Arial" w:eastAsia="Arial"/>
           <w:b/>
           <w:color w:val="000000"/>
           <w:sz w:val="18"/>
@@ -369,7 +369,7 @@
       </w:r>
       <w:r>
         <w:rPr>
-          <w:rFonts w:ascii="Arial" w:hAnsi="Arial" w:cs="Arial"/>
+          <w:rFonts w:ascii="Arial" w:hAnsi="Arial" w:cs="Arial" w:eastAsia="Arial"/>
           <w:color w:val="000000"/>
           <w:sz w:val="18"/>
           <w:highlight w:val="lightGray"/>
@@ -387,7 +387,7 @@
       </w:pPr>
       <w:r>
         <w:rPr>
-          <w:rFonts w:ascii="Roboto Mono" w:hAnsi="Roboto Mono"/>
+          <w:rFonts w:ascii="Roboto Mono" w:hAnsi="Roboto Mono" w:eastAsia="Roboto Mono"/>
           <w:b/>
           <w:bCs/>
         </w:rPr>
@@ -464,7 +464,7 @@
       </w:pPr>
       <w:r>
         <w:rPr>
-          <w:rFonts w:ascii="Roboto Mono" w:hAnsi="Roboto Mono"/>
+          <w:rFonts w:ascii="Roboto Mono" w:hAnsi="Roboto Mono" w:eastAsia="Roboto Mono"/>
         </w:rPr>
         <w:t>Customer</w:t>
       </w:r>
@@ -479,7 +479,7 @@
       </w:pPr>
       <w:r>
         <w:rPr>
-          <w:rFonts w:ascii="Roboto Mono" w:hAnsi="Roboto Mono"/>
+          <w:rFonts w:ascii="Roboto Mono" w:hAnsi="Roboto Mono" w:eastAsia="Roboto Mono"/>
           <w:b/>
           <w:bCs/>
         </w:rPr>
@@ -556,7 +556,7 @@
       </w:pPr>
       <w:r>
         <w:rPr>
-          <w:rFonts w:ascii="Roboto Mono" w:hAnsi="Roboto Mono"/>
+          <w:rFonts w:ascii="Roboto Mono" w:hAnsi="Roboto Mono" w:eastAsia="Roboto Mono"/>
         </w:rPr>
         <w:t>Phone Numbers</w:t>
       </w:r>
@@ -569,7 +569,7 @@
       </w:pPr>
       <w:r>
         <w:rPr>
-          <w:rFonts w:ascii="Roboto Mono" w:hAnsi="Roboto Mono"/>
+          <w:rFonts w:ascii="Roboto Mono" w:hAnsi="Roboto Mono" w:eastAsia="Roboto Mono"/>
         </w:rPr>
         <w:t>A customer may have:</w:t>
       </w:r>
@@ -642,20 +642,20 @@
       </w:pPr>
       <w:r>
         <w:rPr>
-          <w:rFonts w:ascii="Roboto Mono" w:hAnsi="Roboto Mono"/>
+          <w:rFonts w:ascii="Roboto Mono" w:hAnsi="Roboto Mono" w:eastAsia="Roboto Mono"/>
         </w:rPr>
         <w:t>01012345678</w:t>
       </w:r>
       <w:r>
         <w:rPr>
-          <w:rFonts w:ascii="Roboto Mono" w:hAnsi="Roboto Mono"/>
+          <w:rFonts w:ascii="Roboto Mono" w:hAnsi="Roboto Mono" w:eastAsia="Roboto Mono"/>
         </w:rPr>
         <w:br/>
         <w:t>01198765432</w:t>
       </w:r>
       <w:r>
         <w:rPr>
-          <w:rFonts w:ascii="Roboto Mono" w:hAnsi="Roboto Mono"/>
+          <w:rFonts w:ascii="Roboto Mono" w:hAnsi="Roboto Mono" w:eastAsia="Roboto Mono"/>
         </w:rPr>
         <w:br/>
         <w:t>01255555555</w:t>
@@ -669,13 +669,13 @@
       </w:pPr>
       <w:r>
         <w:rPr>
-          <w:rFonts w:ascii="Roboto Mono" w:hAnsi="Roboto Mono"/>
+          <w:rFonts w:ascii="Roboto Mono" w:hAnsi="Roboto Mono" w:eastAsia="Roboto Mono"/>
         </w:rPr>
         <w:t xml:space="preserve">Since one customer can have several phone numbers, </w:t>
       </w:r>
       <w:r>
         <w:rPr>
-          <w:rFonts w:ascii="Roboto Mono" w:hAnsi="Roboto Mono"/>
+          <w:rFonts w:ascii="Roboto Mono" w:hAnsi="Roboto Mono" w:eastAsia="Roboto Mono"/>
           <w:b/>
           <w:bCs/>
         </w:rPr>
@@ -683,7 +683,7 @@
       </w:r>
       <w:r>
         <w:rPr>
-          <w:rFonts w:ascii="Roboto Mono" w:hAnsi="Roboto Mono"/>
+          <w:rFonts w:ascii="Roboto Mono" w:hAnsi="Roboto Mono" w:eastAsia="Roboto Mono"/>
         </w:rPr>
         <w:t xml:space="preserve"> is a Multi-Valued Attribute.</w:t>
       </w:r>
@@ -696,7 +696,7 @@
       </w:pPr>
       <w:r>
         <w:rPr>
-          <w:rFonts w:ascii="Roboto Mono" w:hAnsi="Roboto Mono"/>
+          <w:rFonts w:ascii="Roboto Mono" w:hAnsi="Roboto Mono" w:eastAsia="Roboto Mono"/>
         </w:rPr>
         <w:pict w14:anchorId="25A730E8">
           <v:rect id="_x0000_i1027" style="width:0;height:1.5pt" o:hralign="center" o:hrstd="t" o:hr="t" fillcolor="#a0a0a0" stroked="f"/>
@@ -735,7 +735,7 @@
       </w:pPr>
       <w:r>
         <w:rPr>
-          <w:rFonts w:ascii="Arial" w:hAnsi="Arial" w:cs="Arial"/>
+          <w:rFonts w:ascii="Arial" w:hAnsi="Arial" w:cs="Arial" w:eastAsia="Arial"/>
           <w:b/>
           <w:color w:val="000000"/>
           <w:sz w:val="18"/>
@@ -745,7 +745,7 @@
       </w:r>
       <w:r>
         <w:rPr>
-          <w:rFonts w:ascii="Arial" w:hAnsi="Arial" w:cs="Arial"/>
+          <w:rFonts w:ascii="Arial" w:hAnsi="Arial" w:cs="Arial" w:eastAsia="Arial"/>
           <w:color w:val="000000"/>
           <w:sz w:val="18"/>
           <w:highlight w:val="lightGray"/>
@@ -754,7 +754,7 @@
       </w:r>
       <w:r>
         <w:rPr>
-          <w:rFonts w:ascii="Arial" w:hAnsi="Arial" w:cs="Arial"/>
+          <w:rFonts w:ascii="Arial" w:hAnsi="Arial" w:cs="Arial" w:eastAsia="Arial"/>
           <w:b/>
           <w:color w:val="000000"/>
           <w:sz w:val="18"/>
@@ -764,7 +764,7 @@
       </w:r>
       <w:r>
         <w:rPr>
-          <w:rFonts w:ascii="Arial" w:hAnsi="Arial" w:cs="Arial"/>
+          <w:rFonts w:ascii="Arial" w:hAnsi="Arial" w:cs="Arial" w:eastAsia="Arial"/>
           <w:color w:val="000000"/>
           <w:sz w:val="18"/>
           <w:highlight w:val="lightGray"/>
@@ -773,7 +773,7 @@
       </w:r>
       <w:r>
         <w:rPr>
-          <w:rFonts w:ascii="Arial" w:hAnsi="Arial" w:cs="Arial"/>
+          <w:rFonts w:ascii="Arial" w:hAnsi="Arial" w:cs="Arial" w:eastAsia="Arial"/>
           <w:b/>
           <w:color w:val="000000"/>
           <w:sz w:val="18"/>
@@ -783,7 +783,7 @@
       </w:r>
       <w:r>
         <w:rPr>
-          <w:rFonts w:ascii="Arial" w:hAnsi="Arial" w:cs="Arial"/>
+          <w:rFonts w:ascii="Arial" w:hAnsi="Arial" w:cs="Arial" w:eastAsia="Arial"/>
           <w:color w:val="000000"/>
           <w:sz w:val="18"/>
           <w:highlight w:val="lightGray"/>
@@ -854,25 +854,25 @@
       </w:pPr>
       <w:r>
         <w:rPr>
-          <w:rFonts w:ascii="Roboto Mono" w:hAnsi="Roboto Mono"/>
+          <w:rFonts w:ascii="Roboto Mono" w:hAnsi="Roboto Mono" w:eastAsia="Roboto Mono"/>
         </w:rPr>
         <w:t>Customer</w:t>
       </w:r>
       <w:r>
         <w:rPr>
-          <w:rFonts w:ascii="Roboto Mono" w:hAnsi="Roboto Mono"/>
+          <w:rFonts w:ascii="Roboto Mono" w:hAnsi="Roboto Mono" w:eastAsia="Roboto Mono"/>
         </w:rPr>
         <w:br/>
       </w:r>
       <w:r>
         <w:rPr>
-          <w:rFonts w:ascii="MS Gothic" w:eastAsia="MS Gothic" w:hAnsi="MS Gothic" w:cs="MS Gothic" w:hint="eastAsia"/>
+          <w:rFonts w:ascii="Roboto Mono" w:eastAsia="Roboto Mono" w:hAnsi="Roboto Mono" w:cs="MS Gothic" w:hint="eastAsia"/>
         </w:rPr>
         <w:t>└──</w:t>
       </w:r>
       <w:r>
         <w:rPr>
-          <w:rFonts w:ascii="Roboto Mono" w:hAnsi="Roboto Mono"/>
+          <w:rFonts w:ascii="Roboto Mono" w:hAnsi="Roboto Mono" w:eastAsia="Roboto Mono"/>
         </w:rPr>
         <w:t xml:space="preserve"> Phone Numbers</w:t>
       </w:r>
@@ -885,7 +885,7 @@
       </w:pPr>
       <w:r>
         <w:rPr>
-          <w:rFonts w:ascii="Roboto Mono" w:hAnsi="Roboto Mono"/>
+          <w:rFonts w:ascii="Roboto Mono" w:hAnsi="Roboto Mono" w:eastAsia="Roboto Mono"/>
         </w:rPr>
         <w:t>Values:</w:t>
       </w:r>
@@ -958,20 +958,20 @@
       </w:pPr>
       <w:r>
         <w:rPr>
-          <w:rFonts w:ascii="Roboto Mono" w:hAnsi="Roboto Mono"/>
+          <w:rFonts w:ascii="Roboto Mono" w:hAnsi="Roboto Mono" w:eastAsia="Roboto Mono"/>
         </w:rPr>
         <w:t>01012345678</w:t>
       </w:r>
       <w:r>
         <w:rPr>
-          <w:rFonts w:ascii="Roboto Mono" w:hAnsi="Roboto Mono"/>
+          <w:rFonts w:ascii="Roboto Mono" w:hAnsi="Roboto Mono" w:eastAsia="Roboto Mono"/>
         </w:rPr>
         <w:br/>
         <w:t>01198765432</w:t>
       </w:r>
       <w:r>
         <w:rPr>
-          <w:rFonts w:ascii="Roboto Mono" w:hAnsi="Roboto Mono"/>
+          <w:rFonts w:ascii="Roboto Mono" w:hAnsi="Roboto Mono" w:eastAsia="Roboto Mono"/>
         </w:rPr>
         <w:br/>
         <w:t>01255555555</w:t>
@@ -985,7 +985,7 @@
       </w:pPr>
       <w:r>
         <w:rPr>
-          <w:rFonts w:ascii="Roboto Mono" w:hAnsi="Roboto Mono"/>
+          <w:rFonts w:ascii="Roboto Mono" w:hAnsi="Roboto Mono" w:eastAsia="Roboto Mono"/>
         </w:rPr>
         <w:pict w14:anchorId="1A0BF83E">
           <v:rect id="_x0000_i1028" style="width:0;height:1.5pt" o:hralign="center" o:hrstd="t" o:hr="t" fillcolor="#a0a0a0" stroked="f"/>
@@ -1010,7 +1010,7 @@
       </w:pPr>
       <w:r>
         <w:rPr>
-          <w:rFonts w:ascii="Arial" w:hAnsi="Arial" w:cs="Arial"/>
+          <w:rFonts w:ascii="Arial" w:hAnsi="Arial" w:cs="Arial" w:eastAsia="Arial"/>
           <w:b/>
           <w:color w:val="000000"/>
           <w:sz w:val="18"/>
@@ -1020,7 +1020,7 @@
       </w:r>
       <w:r>
         <w:rPr>
-          <w:rFonts w:ascii="Arial" w:hAnsi="Arial" w:cs="Arial"/>
+          <w:rFonts w:ascii="Arial" w:hAnsi="Arial" w:cs="Arial" w:eastAsia="Arial"/>
           <w:color w:val="000000"/>
           <w:sz w:val="18"/>
           <w:highlight w:val="lightGray"/>
@@ -1029,7 +1029,7 @@
       </w:r>
       <w:r>
         <w:rPr>
-          <w:rFonts w:ascii="Arial" w:hAnsi="Arial" w:cs="Arial"/>
+          <w:rFonts w:ascii="Arial" w:hAnsi="Arial" w:cs="Arial" w:eastAsia="Arial"/>
           <w:b/>
           <w:color w:val="000000"/>
           <w:sz w:val="18"/>
@@ -1039,7 +1039,7 @@
       </w:r>
       <w:r>
         <w:rPr>
-          <w:rFonts w:ascii="Arial" w:hAnsi="Arial" w:cs="Arial"/>
+          <w:rFonts w:ascii="Arial" w:hAnsi="Arial" w:cs="Arial" w:eastAsia="Arial"/>
           <w:color w:val="000000"/>
           <w:sz w:val="18"/>
           <w:highlight w:val="lightGray"/>
@@ -1048,7 +1048,7 @@
       </w:r>
       <w:r>
         <w:rPr>
-          <w:rFonts w:ascii="Arial" w:hAnsi="Arial" w:cs="Arial"/>
+          <w:rFonts w:ascii="Arial" w:hAnsi="Arial" w:cs="Arial" w:eastAsia="Arial"/>
           <w:b/>
           <w:color w:val="000000"/>
           <w:sz w:val="18"/>
@@ -1058,7 +1058,7 @@
       </w:r>
       <w:r>
         <w:rPr>
-          <w:rFonts w:ascii="Arial" w:hAnsi="Arial" w:cs="Arial"/>
+          <w:rFonts w:ascii="Arial" w:hAnsi="Arial" w:cs="Arial" w:eastAsia="Arial"/>
           <w:color w:val="000000"/>
           <w:sz w:val="18"/>
           <w:highlight w:val="lightGray"/>
@@ -1129,25 +1129,25 @@
       </w:pPr>
       <w:r>
         <w:rPr>
-          <w:rFonts w:ascii="Roboto Mono" w:hAnsi="Roboto Mono"/>
+          <w:rFonts w:ascii="Roboto Mono" w:hAnsi="Roboto Mono" w:eastAsia="Roboto Mono"/>
         </w:rPr>
         <w:t>Employee</w:t>
       </w:r>
       <w:r>
         <w:rPr>
-          <w:rFonts w:ascii="Roboto Mono" w:hAnsi="Roboto Mono"/>
+          <w:rFonts w:ascii="Roboto Mono" w:hAnsi="Roboto Mono" w:eastAsia="Roboto Mono"/>
         </w:rPr>
         <w:br/>
       </w:r>
       <w:r>
         <w:rPr>
-          <w:rFonts w:ascii="MS Gothic" w:eastAsia="MS Gothic" w:hAnsi="MS Gothic" w:cs="MS Gothic" w:hint="eastAsia"/>
+          <w:rFonts w:ascii="Roboto Mono" w:eastAsia="Roboto Mono" w:hAnsi="Roboto Mono" w:cs="MS Gothic" w:hint="eastAsia"/>
         </w:rPr>
         <w:t>└──</w:t>
       </w:r>
       <w:r>
         <w:rPr>
-          <w:rFonts w:ascii="Roboto Mono" w:hAnsi="Roboto Mono"/>
+          <w:rFonts w:ascii="Roboto Mono" w:hAnsi="Roboto Mono" w:eastAsia="Roboto Mono"/>
         </w:rPr>
         <w:t xml:space="preserve"> Email Addresses</w:t>
       </w:r>
@@ -1160,7 +1160,7 @@
       </w:pPr>
       <w:r>
         <w:rPr>
-          <w:rFonts w:ascii="Roboto Mono" w:hAnsi="Roboto Mono"/>
+          <w:rFonts w:ascii="Roboto Mono" w:hAnsi="Roboto Mono" w:eastAsia="Roboto Mono"/>
         </w:rPr>
         <w:t>Values:</w:t>
       </w:r>
@@ -1233,13 +1233,13 @@
       </w:pPr>
       <w:r>
         <w:rPr>
-          <w:rFonts w:ascii="Roboto Mono" w:hAnsi="Roboto Mono"/>
+          <w:rFonts w:ascii="Roboto Mono" w:hAnsi="Roboto Mono" w:eastAsia="Roboto Mono"/>
         </w:rPr>
         <w:t>work@example.com</w:t>
       </w:r>
       <w:r>
         <w:rPr>
-          <w:rFonts w:ascii="Roboto Mono" w:hAnsi="Roboto Mono"/>
+          <w:rFonts w:ascii="Roboto Mono" w:hAnsi="Roboto Mono" w:eastAsia="Roboto Mono"/>
         </w:rPr>
         <w:br/>
         <w:t>personal@example.com</w:t>
@@ -1253,7 +1253,7 @@
       </w:pPr>
       <w:r>
         <w:rPr>
-          <w:rFonts w:ascii="Roboto Mono" w:hAnsi="Roboto Mono"/>
+          <w:rFonts w:ascii="Roboto Mono" w:hAnsi="Roboto Mono" w:eastAsia="Roboto Mono"/>
         </w:rPr>
         <w:pict w14:anchorId="583F32B2">
           <v:rect id="_x0000_i1029" style="width:0;height:1.5pt" o:hralign="center" o:hrstd="t" o:hr="t" fillcolor="#a0a0a0" stroked="f"/>
@@ -1278,7 +1278,7 @@
       </w:pPr>
       <w:r>
         <w:rPr>
-          <w:rFonts w:ascii="Arial" w:hAnsi="Arial" w:cs="Arial"/>
+          <w:rFonts w:ascii="Arial" w:hAnsi="Arial" w:cs="Arial" w:eastAsia="Arial"/>
           <w:b/>
           <w:color w:val="000000"/>
           <w:sz w:val="18"/>
@@ -1288,7 +1288,7 @@
       </w:r>
       <w:r>
         <w:rPr>
-          <w:rFonts w:ascii="Arial" w:hAnsi="Arial" w:cs="Arial"/>
+          <w:rFonts w:ascii="Arial" w:hAnsi="Arial" w:cs="Arial" w:eastAsia="Arial"/>
           <w:color w:val="000000"/>
           <w:sz w:val="18"/>
           <w:highlight w:val="lightGray"/>
@@ -1297,7 +1297,7 @@
       </w:r>
       <w:r>
         <w:rPr>
-          <w:rFonts w:ascii="Arial" w:hAnsi="Arial" w:cs="Arial"/>
+          <w:rFonts w:ascii="Arial" w:hAnsi="Arial" w:cs="Arial" w:eastAsia="Arial"/>
           <w:b/>
           <w:color w:val="000000"/>
           <w:sz w:val="18"/>
@@ -1307,7 +1307,7 @@
       </w:r>
       <w:r>
         <w:rPr>
-          <w:rFonts w:ascii="Arial" w:hAnsi="Arial" w:cs="Arial"/>
+          <w:rFonts w:ascii="Arial" w:hAnsi="Arial" w:cs="Arial" w:eastAsia="Arial"/>
           <w:color w:val="000000"/>
           <w:sz w:val="18"/>
           <w:highlight w:val="lightGray"/>
@@ -1316,7 +1316,7 @@
       </w:r>
       <w:r>
         <w:rPr>
-          <w:rFonts w:ascii="Arial" w:hAnsi="Arial" w:cs="Arial"/>
+          <w:rFonts w:ascii="Arial" w:hAnsi="Arial" w:cs="Arial" w:eastAsia="Arial"/>
           <w:b/>
           <w:color w:val="000000"/>
           <w:sz w:val="18"/>
@@ -1326,7 +1326,7 @@
       </w:r>
       <w:r>
         <w:rPr>
-          <w:rFonts w:ascii="Arial" w:hAnsi="Arial" w:cs="Arial"/>
+          <w:rFonts w:ascii="Arial" w:hAnsi="Arial" w:cs="Arial" w:eastAsia="Arial"/>
           <w:color w:val="000000"/>
           <w:sz w:val="18"/>
           <w:highlight w:val="lightGray"/>
@@ -1397,25 +1397,25 @@
       </w:pPr>
       <w:r>
         <w:rPr>
-          <w:rFonts w:ascii="Roboto Mono" w:hAnsi="Roboto Mono"/>
+          <w:rFonts w:ascii="Roboto Mono" w:hAnsi="Roboto Mono" w:eastAsia="Roboto Mono"/>
         </w:rPr>
         <w:t>Employee</w:t>
       </w:r>
       <w:r>
         <w:rPr>
-          <w:rFonts w:ascii="Roboto Mono" w:hAnsi="Roboto Mono"/>
+          <w:rFonts w:ascii="Roboto Mono" w:hAnsi="Roboto Mono" w:eastAsia="Roboto Mono"/>
         </w:rPr>
         <w:br/>
       </w:r>
       <w:r>
         <w:rPr>
-          <w:rFonts w:ascii="MS Gothic" w:eastAsia="MS Gothic" w:hAnsi="MS Gothic" w:cs="MS Gothic" w:hint="eastAsia"/>
+          <w:rFonts w:ascii="Roboto Mono" w:eastAsia="Roboto Mono" w:hAnsi="Roboto Mono" w:cs="MS Gothic" w:hint="eastAsia"/>
         </w:rPr>
         <w:t>└──</w:t>
       </w:r>
       <w:r>
         <w:rPr>
-          <w:rFonts w:ascii="Roboto Mono" w:hAnsi="Roboto Mono"/>
+          <w:rFonts w:ascii="Roboto Mono" w:hAnsi="Roboto Mono" w:eastAsia="Roboto Mono"/>
         </w:rPr>
         <w:t xml:space="preserve"> Skills</w:t>
       </w:r>
@@ -1428,7 +1428,7 @@
       </w:pPr>
       <w:r>
         <w:rPr>
-          <w:rFonts w:ascii="Roboto Mono" w:hAnsi="Roboto Mono"/>
+          <w:rFonts w:ascii="Roboto Mono" w:hAnsi="Roboto Mono" w:eastAsia="Roboto Mono"/>
         </w:rPr>
         <w:t>Values:</w:t>
       </w:r>
@@ -1501,20 +1501,20 @@
       </w:pPr>
       <w:r>
         <w:rPr>
-          <w:rFonts w:ascii="Roboto Mono" w:hAnsi="Roboto Mono"/>
+          <w:rFonts w:ascii="Roboto Mono" w:hAnsi="Roboto Mono" w:eastAsia="Roboto Mono"/>
         </w:rPr>
         <w:t>PHP</w:t>
       </w:r>
       <w:r>
         <w:rPr>
-          <w:rFonts w:ascii="Roboto Mono" w:hAnsi="Roboto Mono"/>
+          <w:rFonts w:ascii="Roboto Mono" w:hAnsi="Roboto Mono" w:eastAsia="Roboto Mono"/>
         </w:rPr>
         <w:br/>
         <w:t>JavaScript</w:t>
       </w:r>
       <w:r>
         <w:rPr>
-          <w:rFonts w:ascii="Roboto Mono" w:hAnsi="Roboto Mono"/>
+          <w:rFonts w:ascii="Roboto Mono" w:hAnsi="Roboto Mono" w:eastAsia="Roboto Mono"/>
         </w:rPr>
         <w:br/>
         <w:t>SQL</w:t>
@@ -1528,7 +1528,7 @@
       </w:pPr>
       <w:r>
         <w:rPr>
-          <w:rFonts w:ascii="Roboto Mono" w:hAnsi="Roboto Mono"/>
+          <w:rFonts w:ascii="Roboto Mono" w:hAnsi="Roboto Mono" w:eastAsia="Roboto Mono"/>
         </w:rPr>
         <w:pict w14:anchorId="0B88BE25">
           <v:rect id="_x0000_i1030" style="width:0;height:1.5pt" o:hralign="center" o:hrstd="t" o:hr="t" fillcolor="#a0a0a0" stroked="f"/>
@@ -1553,7 +1553,7 @@
       </w:pPr>
       <w:r>
         <w:rPr>
-          <w:rFonts w:ascii="Arial" w:hAnsi="Arial" w:cs="Arial"/>
+          <w:rFonts w:ascii="Arial" w:hAnsi="Arial" w:cs="Arial" w:eastAsia="Arial"/>
           <w:b/>
           <w:color w:val="000000"/>
           <w:sz w:val="18"/>
@@ -1563,7 +1563,7 @@
       </w:r>
       <w:r>
         <w:rPr>
-          <w:rFonts w:ascii="Arial" w:hAnsi="Arial" w:cs="Arial"/>
+          <w:rFonts w:ascii="Arial" w:hAnsi="Arial" w:cs="Arial" w:eastAsia="Arial"/>
           <w:color w:val="000000"/>
           <w:sz w:val="18"/>
           <w:highlight w:val="lightGray"/>
@@ -1572,7 +1572,7 @@
       </w:r>
       <w:r>
         <w:rPr>
-          <w:rFonts w:ascii="Arial" w:hAnsi="Arial" w:cs="Arial"/>
+          <w:rFonts w:ascii="Arial" w:hAnsi="Arial" w:cs="Arial" w:eastAsia="Arial"/>
           <w:b/>
           <w:color w:val="000000"/>
           <w:sz w:val="18"/>
@@ -1582,7 +1582,7 @@
       </w:r>
       <w:r>
         <w:rPr>
-          <w:rFonts w:ascii="Arial" w:hAnsi="Arial" w:cs="Arial"/>
+          <w:rFonts w:ascii="Arial" w:hAnsi="Arial" w:cs="Arial" w:eastAsia="Arial"/>
           <w:color w:val="000000"/>
           <w:sz w:val="18"/>
           <w:highlight w:val="lightGray"/>
@@ -1591,7 +1591,7 @@
       </w:r>
       <w:r>
         <w:rPr>
-          <w:rFonts w:ascii="Arial" w:hAnsi="Arial" w:cs="Arial"/>
+          <w:rFonts w:ascii="Arial" w:hAnsi="Arial" w:cs="Arial" w:eastAsia="Arial"/>
           <w:b/>
           <w:color w:val="000000"/>
           <w:sz w:val="18"/>
@@ -1601,7 +1601,7 @@
       </w:r>
       <w:r>
         <w:rPr>
-          <w:rFonts w:ascii="Arial" w:hAnsi="Arial" w:cs="Arial"/>
+          <w:rFonts w:ascii="Arial" w:hAnsi="Arial" w:cs="Arial" w:eastAsia="Arial"/>
           <w:color w:val="000000"/>
           <w:sz w:val="18"/>
           <w:highlight w:val="lightGray"/>
@@ -1672,25 +1672,25 @@
       </w:pPr>
       <w:r>
         <w:rPr>
-          <w:rFonts w:ascii="Roboto Mono" w:hAnsi="Roboto Mono"/>
+          <w:rFonts w:ascii="Roboto Mono" w:hAnsi="Roboto Mono" w:eastAsia="Roboto Mono"/>
         </w:rPr>
         <w:t>Person</w:t>
       </w:r>
       <w:r>
         <w:rPr>
-          <w:rFonts w:ascii="Roboto Mono" w:hAnsi="Roboto Mono"/>
+          <w:rFonts w:ascii="Roboto Mono" w:hAnsi="Roboto Mono" w:eastAsia="Roboto Mono"/>
         </w:rPr>
         <w:br/>
       </w:r>
       <w:r>
         <w:rPr>
-          <w:rFonts w:ascii="MS Gothic" w:eastAsia="MS Gothic" w:hAnsi="MS Gothic" w:cs="MS Gothic" w:hint="eastAsia"/>
+          <w:rFonts w:ascii="Roboto Mono" w:eastAsia="Roboto Mono" w:hAnsi="Roboto Mono" w:cs="MS Gothic" w:hint="eastAsia"/>
         </w:rPr>
         <w:t>└──</w:t>
       </w:r>
       <w:r>
         <w:rPr>
-          <w:rFonts w:ascii="Roboto Mono" w:hAnsi="Roboto Mono"/>
+          <w:rFonts w:ascii="Roboto Mono" w:hAnsi="Roboto Mono" w:eastAsia="Roboto Mono"/>
         </w:rPr>
         <w:t xml:space="preserve"> Languages</w:t>
       </w:r>
@@ -1703,7 +1703,7 @@
       </w:pPr>
       <w:r>
         <w:rPr>
-          <w:rFonts w:ascii="Roboto Mono" w:hAnsi="Roboto Mono"/>
+          <w:rFonts w:ascii="Roboto Mono" w:hAnsi="Roboto Mono" w:eastAsia="Roboto Mono"/>
         </w:rPr>
         <w:t>Values:</w:t>
       </w:r>
@@ -1776,20 +1776,20 @@
       </w:pPr>
       <w:r>
         <w:rPr>
-          <w:rFonts w:ascii="Roboto Mono" w:hAnsi="Roboto Mono"/>
+          <w:rFonts w:ascii="Roboto Mono" w:hAnsi="Roboto Mono" w:eastAsia="Roboto Mono"/>
         </w:rPr>
         <w:t>Arabic</w:t>
       </w:r>
       <w:r>
         <w:rPr>
-          <w:rFonts w:ascii="Roboto Mono" w:hAnsi="Roboto Mono"/>
+          <w:rFonts w:ascii="Roboto Mono" w:hAnsi="Roboto Mono" w:eastAsia="Roboto Mono"/>
         </w:rPr>
         <w:br/>
         <w:t>English</w:t>
       </w:r>
       <w:r>
         <w:rPr>
-          <w:rFonts w:ascii="Roboto Mono" w:hAnsi="Roboto Mono"/>
+          <w:rFonts w:ascii="Roboto Mono" w:hAnsi="Roboto Mono" w:eastAsia="Roboto Mono"/>
         </w:rPr>
         <w:br/>
         <w:t>French</w:t>
@@ -1803,7 +1803,7 @@
       </w:pPr>
       <w:r>
         <w:rPr>
-          <w:rFonts w:ascii="Roboto Mono" w:hAnsi="Roboto Mono"/>
+          <w:rFonts w:ascii="Roboto Mono" w:hAnsi="Roboto Mono" w:eastAsia="Roboto Mono"/>
         </w:rPr>
         <w:pict w14:anchorId="17F33F00">
           <v:rect id="_x0000_i1031" style="width:0;height:1.5pt" o:hralign="center" o:hrstd="t" o:hr="t" fillcolor="#a0a0a0" stroked="f"/>
@@ -1827,7 +1827,7 @@
     <w:p>
       <w:r>
         <w:rPr>
-          <w:rFonts w:ascii="Arial" w:hAnsi="Arial" w:cs="Arial"/>
+          <w:rFonts w:ascii="Arial" w:hAnsi="Arial" w:cs="Arial" w:eastAsia="Arial"/>
           <w:b/>
           <w:color w:val="000000"/>
           <w:sz w:val="18"/>
@@ -1837,7 +1837,7 @@
       </w:r>
       <w:r>
         <w:rPr>
-          <w:rFonts w:ascii="Arial" w:hAnsi="Arial" w:cs="Arial"/>
+          <w:rFonts w:ascii="Arial" w:hAnsi="Arial" w:cs="Arial" w:eastAsia="Arial"/>
           <w:color w:val="000000"/>
           <w:sz w:val="18"/>
           <w:highlight w:val="lightGray"/>
@@ -1846,7 +1846,7 @@
       </w:r>
       <w:r>
         <w:rPr>
-          <w:rFonts w:ascii="Arial" w:hAnsi="Arial" w:cs="Arial"/>
+          <w:rFonts w:ascii="Arial" w:hAnsi="Arial" w:cs="Arial" w:eastAsia="Arial"/>
           <w:b/>
           <w:color w:val="000000"/>
           <w:sz w:val="18"/>
@@ -1856,7 +1856,7 @@
       </w:r>
       <w:r>
         <w:rPr>
-          <w:rFonts w:ascii="Arial" w:hAnsi="Arial" w:cs="Arial"/>
+          <w:rFonts w:ascii="Arial" w:hAnsi="Arial" w:cs="Arial" w:eastAsia="Arial"/>
           <w:color w:val="000000"/>
           <w:sz w:val="18"/>
           <w:highlight w:val="lightGray"/>
@@ -1865,7 +1865,7 @@
       </w:r>
       <w:r>
         <w:rPr>
-          <w:rFonts w:ascii="Arial" w:hAnsi="Arial" w:cs="Arial"/>
+          <w:rFonts w:ascii="Arial" w:hAnsi="Arial" w:cs="Arial" w:eastAsia="Arial"/>
           <w:b/>
           <w:color w:val="000000"/>
           <w:sz w:val="18"/>
@@ -1875,7 +1875,7 @@
       </w:r>
       <w:r>
         <w:rPr>
-          <w:rFonts w:ascii="Arial" w:hAnsi="Arial" w:cs="Arial"/>
+          <w:rFonts w:ascii="Arial" w:hAnsi="Arial" w:cs="Arial" w:eastAsia="Arial"/>
           <w:color w:val="000000"/>
           <w:sz w:val="18"/>
           <w:highlight w:val="lightGray"/>
@@ -1891,7 +1891,7 @@
       </w:pPr>
       <w:r>
         <w:rPr>
-          <w:rFonts w:ascii="Roboto Mono" w:hAnsi="Roboto Mono"/>
+          <w:rFonts w:ascii="Roboto Mono" w:hAnsi="Roboto Mono" w:eastAsia="Roboto Mono"/>
         </w:rPr>
         <w:t>A multi-valued attribute:</w:t>
       </w:r>
@@ -1908,7 +1908,7 @@
       </w:pPr>
       <w:r>
         <w:rPr>
-          <w:rFonts w:ascii="Roboto Mono" w:hAnsi="Roboto Mono"/>
+          <w:rFonts w:ascii="Roboto Mono" w:hAnsi="Roboto Mono" w:eastAsia="Roboto Mono"/>
         </w:rPr>
         <w:t xml:space="preserve">Can contain multiple values </w:t>
       </w:r>
@@ -1925,7 +1925,7 @@
       </w:pPr>
       <w:r>
         <w:rPr>
-          <w:rFonts w:ascii="Roboto Mono" w:hAnsi="Roboto Mono"/>
+          <w:rFonts w:ascii="Roboto Mono" w:hAnsi="Roboto Mono" w:eastAsia="Roboto Mono"/>
         </w:rPr>
         <w:t xml:space="preserve">Belongs to one entity </w:t>
       </w:r>
@@ -1942,7 +1942,7 @@
       </w:pPr>
       <w:r>
         <w:rPr>
-          <w:rFonts w:ascii="Roboto Mono" w:hAnsi="Roboto Mono"/>
+          <w:rFonts w:ascii="Roboto Mono" w:hAnsi="Roboto Mono" w:eastAsia="Roboto Mono"/>
         </w:rPr>
         <w:t xml:space="preserve">Often requires a separate table in relational databases </w:t>
       </w:r>
@@ -1959,7 +1959,7 @@
       </w:pPr>
       <w:r>
         <w:rPr>
-          <w:rFonts w:ascii="Roboto Mono" w:hAnsi="Roboto Mono"/>
+          <w:rFonts w:ascii="Roboto Mono" w:hAnsi="Roboto Mono" w:eastAsia="Roboto Mono"/>
         </w:rPr>
         <w:t xml:space="preserve">Represents repeating information </w:t>
       </w:r>
@@ -1972,7 +1972,7 @@
       </w:pPr>
       <w:r>
         <w:rPr>
-          <w:rFonts w:ascii="Roboto Mono" w:hAnsi="Roboto Mono"/>
+          <w:rFonts w:ascii="Roboto Mono" w:hAnsi="Roboto Mono" w:eastAsia="Roboto Mono"/>
         </w:rPr>
         <w:pict w14:anchorId="69C4A742">
           <v:rect id="_x0000_i1032" style="width:0;height:1.5pt" o:hralign="center" o:hrstd="t" o:hr="t" fillcolor="#a0a0a0" stroked="f"/>
@@ -1996,7 +1996,7 @@
     <w:p>
       <w:r>
         <w:rPr>
-          <w:rFonts w:ascii="Arial" w:hAnsi="Arial" w:cs="Arial"/>
+          <w:rFonts w:ascii="Arial" w:hAnsi="Arial" w:cs="Arial" w:eastAsia="Arial"/>
           <w:b/>
           <w:color w:val="000000"/>
           <w:sz w:val="18"/>
@@ -2006,7 +2006,7 @@
       </w:r>
       <w:r>
         <w:rPr>
-          <w:rFonts w:ascii="Arial" w:hAnsi="Arial" w:cs="Arial"/>
+          <w:rFonts w:ascii="Arial" w:hAnsi="Arial" w:cs="Arial" w:eastAsia="Arial"/>
           <w:color w:val="000000"/>
           <w:sz w:val="18"/>
           <w:highlight w:val="lightGray"/>
@@ -2015,7 +2015,7 @@
       </w:r>
       <w:r>
         <w:rPr>
-          <w:rFonts w:ascii="Arial" w:hAnsi="Arial" w:cs="Arial"/>
+          <w:rFonts w:ascii="Arial" w:hAnsi="Arial" w:cs="Arial" w:eastAsia="Arial"/>
           <w:b/>
           <w:color w:val="000000"/>
           <w:sz w:val="18"/>
@@ -2025,7 +2025,7 @@
       </w:r>
       <w:r>
         <w:rPr>
-          <w:rFonts w:ascii="Arial" w:hAnsi="Arial" w:cs="Arial"/>
+          <w:rFonts w:ascii="Arial" w:hAnsi="Arial" w:cs="Arial" w:eastAsia="Arial"/>
           <w:color w:val="000000"/>
           <w:sz w:val="18"/>
           <w:highlight w:val="lightGray"/>
@@ -2034,7 +2034,7 @@
       </w:r>
       <w:r>
         <w:rPr>
-          <w:rFonts w:ascii="Arial" w:hAnsi="Arial" w:cs="Arial"/>
+          <w:rFonts w:ascii="Arial" w:hAnsi="Arial" w:cs="Arial" w:eastAsia="Arial"/>
           <w:b/>
           <w:color w:val="000000"/>
           <w:sz w:val="18"/>
@@ -2044,7 +2044,7 @@
       </w:r>
       <w:r>
         <w:rPr>
-          <w:rFonts w:ascii="Arial" w:hAnsi="Arial" w:cs="Arial"/>
+          <w:rFonts w:ascii="Arial" w:hAnsi="Arial" w:cs="Arial" w:eastAsia="Arial"/>
           <w:color w:val="000000"/>
           <w:sz w:val="18"/>
           <w:highlight w:val="lightGray"/>
@@ -2060,13 +2060,13 @@
       </w:pPr>
       <w:r>
         <w:rPr>
-          <w:rFonts w:ascii="Roboto Mono" w:hAnsi="Roboto Mono"/>
+          <w:rFonts w:ascii="Roboto Mono" w:hAnsi="Roboto Mono" w:eastAsia="Roboto Mono"/>
         </w:rPr>
         <w:t xml:space="preserve">In an ER diagram, a multi-valued attribute is often shown using a </w:t>
       </w:r>
       <w:r>
         <w:rPr>
-          <w:rFonts w:ascii="Roboto Mono" w:hAnsi="Roboto Mono"/>
+          <w:rFonts w:ascii="Roboto Mono" w:hAnsi="Roboto Mono" w:eastAsia="Roboto Mono"/>
           <w:b/>
           <w:bCs/>
         </w:rPr>
@@ -2074,7 +2074,7 @@
       </w:r>
       <w:r>
         <w:rPr>
-          <w:rFonts w:ascii="Roboto Mono" w:hAnsi="Roboto Mono"/>
+          <w:rFonts w:ascii="Roboto Mono" w:hAnsi="Roboto Mono" w:eastAsia="Roboto Mono"/>
         </w:rPr>
         <w:t>.</w:t>
       </w:r>
@@ -2087,7 +2087,7 @@
       </w:pPr>
       <w:r>
         <w:rPr>
-          <w:rFonts w:ascii="Roboto Mono" w:hAnsi="Roboto Mono"/>
+          <w:rFonts w:ascii="Roboto Mono" w:hAnsi="Roboto Mono" w:eastAsia="Roboto Mono"/>
         </w:rPr>
         <w:t>Example:</w:t>
       </w:r>
@@ -2160,26 +2160,26 @@
       </w:pPr>
       <w:r>
         <w:rPr>
-          <w:rFonts w:ascii="Roboto Mono" w:hAnsi="Roboto Mono"/>
+          <w:rFonts w:ascii="Roboto Mono" w:hAnsi="Roboto Mono" w:eastAsia="Roboto Mono"/>
         </w:rPr>
         <w:t xml:space="preserve">      Customer</w:t>
       </w:r>
       <w:r>
         <w:rPr>
-          <w:rFonts w:ascii="Roboto Mono" w:hAnsi="Roboto Mono"/>
+          <w:rFonts w:ascii="Roboto Mono" w:hAnsi="Roboto Mono" w:eastAsia="Roboto Mono"/>
         </w:rPr>
         <w:br/>
         <w:t xml:space="preserve">           </w:t>
       </w:r>
       <w:r>
         <w:rPr>
-          <w:rFonts w:ascii="MS Gothic" w:eastAsia="MS Gothic" w:hAnsi="MS Gothic" w:cs="MS Gothic" w:hint="eastAsia"/>
+          <w:rFonts w:ascii="Roboto Mono" w:eastAsia="Roboto Mono" w:hAnsi="Roboto Mono" w:cs="MS Gothic" w:hint="eastAsia"/>
         </w:rPr>
         <w:t>│</w:t>
       </w:r>
       <w:r>
         <w:rPr>
-          <w:rFonts w:ascii="Roboto Mono" w:hAnsi="Roboto Mono"/>
+          <w:rFonts w:ascii="Roboto Mono" w:hAnsi="Roboto Mono" w:eastAsia="Roboto Mono"/>
         </w:rPr>
         <w:br/>
         <w:t xml:space="preserve">    ((Phone Number))</w:t>
@@ -2193,7 +2193,7 @@
       </w:pPr>
       <w:r>
         <w:rPr>
-          <w:rFonts w:ascii="Roboto Mono" w:hAnsi="Roboto Mono"/>
+          <w:rFonts w:ascii="Roboto Mono" w:hAnsi="Roboto Mono" w:eastAsia="Roboto Mono"/>
         </w:rPr>
         <w:t>The double parentheses represent a multi-valued attribute.</w:t>
       </w:r>
@@ -2206,7 +2206,7 @@
       </w:pPr>
       <w:r>
         <w:rPr>
-          <w:rFonts w:ascii="Roboto Mono" w:hAnsi="Roboto Mono"/>
+          <w:rFonts w:ascii="Roboto Mono" w:hAnsi="Roboto Mono" w:eastAsia="Roboto Mono"/>
         </w:rPr>
         <w:pict w14:anchorId="38517B06">
           <v:rect id="_x0000_i1033" style="width:0;height:1.5pt" o:hralign="center" o:hrstd="t" o:hr="t" fillcolor="#a0a0a0" stroked="f"/>
@@ -2230,7 +2230,7 @@
     <w:p>
       <w:r>
         <w:rPr>
-          <w:rFonts w:ascii="Arial" w:hAnsi="Arial" w:cs="Arial"/>
+          <w:rFonts w:ascii="Arial" w:hAnsi="Arial" w:cs="Arial" w:eastAsia="Arial"/>
           <w:b/>
           <w:color w:val="000000"/>
           <w:sz w:val="18"/>
@@ -2240,7 +2240,7 @@
       </w:r>
       <w:r>
         <w:rPr>
-          <w:rFonts w:ascii="Arial" w:hAnsi="Arial" w:cs="Arial"/>
+          <w:rFonts w:ascii="Arial" w:hAnsi="Arial" w:cs="Arial" w:eastAsia="Arial"/>
           <w:color w:val="000000"/>
           <w:sz w:val="18"/>
           <w:highlight w:val="lightGray"/>
@@ -2249,7 +2249,7 @@
       </w:r>
       <w:r>
         <w:rPr>
-          <w:rFonts w:ascii="Arial" w:hAnsi="Arial" w:cs="Arial"/>
+          <w:rFonts w:ascii="Arial" w:hAnsi="Arial" w:cs="Arial" w:eastAsia="Arial"/>
           <w:b/>
           <w:color w:val="000000"/>
           <w:sz w:val="18"/>
@@ -2259,7 +2259,7 @@
       </w:r>
       <w:r>
         <w:rPr>
-          <w:rFonts w:ascii="Arial" w:hAnsi="Arial" w:cs="Arial"/>
+          <w:rFonts w:ascii="Arial" w:hAnsi="Arial" w:cs="Arial" w:eastAsia="Arial"/>
           <w:color w:val="000000"/>
           <w:sz w:val="18"/>
           <w:highlight w:val="lightGray"/>
@@ -2268,7 +2268,7 @@
       </w:r>
       <w:r>
         <w:rPr>
-          <w:rFonts w:ascii="Arial" w:hAnsi="Arial" w:cs="Arial"/>
+          <w:rFonts w:ascii="Arial" w:hAnsi="Arial" w:cs="Arial" w:eastAsia="Arial"/>
           <w:b/>
           <w:color w:val="000000"/>
           <w:sz w:val="18"/>
@@ -2278,7 +2278,7 @@
       </w:r>
       <w:r>
         <w:rPr>
-          <w:rFonts w:ascii="Arial" w:hAnsi="Arial" w:cs="Arial"/>
+          <w:rFonts w:ascii="Arial" w:hAnsi="Arial" w:cs="Arial" w:eastAsia="Arial"/>
           <w:color w:val="000000"/>
           <w:sz w:val="18"/>
           <w:highlight w:val="lightGray"/>
@@ -2296,7 +2296,7 @@
       </w:pPr>
       <w:r>
         <w:rPr>
-          <w:rFonts w:ascii="Roboto Mono" w:hAnsi="Roboto Mono"/>
+          <w:rFonts w:ascii="Roboto Mono" w:hAnsi="Roboto Mono" w:eastAsia="Roboto Mono"/>
           <w:b/>
           <w:bCs/>
         </w:rPr>
@@ -2373,61 +2373,61 @@
       </w:pPr>
       <w:r>
         <w:rPr>
-          <w:rFonts w:ascii="Roboto Mono" w:hAnsi="Roboto Mono"/>
+          <w:rFonts w:ascii="Roboto Mono" w:hAnsi="Roboto Mono" w:eastAsia="Roboto Mono"/>
         </w:rPr>
         <w:t>Customer</w:t>
       </w:r>
       <w:r>
         <w:rPr>
-          <w:rFonts w:ascii="Roboto Mono" w:hAnsi="Roboto Mono"/>
+          <w:rFonts w:ascii="Roboto Mono" w:hAnsi="Roboto Mono" w:eastAsia="Roboto Mono"/>
         </w:rPr>
         <w:br/>
       </w:r>
       <w:r>
         <w:rPr>
-          <w:rFonts w:ascii="MS Gothic" w:eastAsia="MS Gothic" w:hAnsi="MS Gothic" w:cs="MS Gothic" w:hint="eastAsia"/>
+          <w:rFonts w:ascii="Roboto Mono" w:eastAsia="Roboto Mono" w:hAnsi="Roboto Mono" w:cs="MS Gothic" w:hint="eastAsia"/>
         </w:rPr>
         <w:t>├──</w:t>
       </w:r>
       <w:r>
         <w:rPr>
-          <w:rFonts w:ascii="Roboto Mono" w:hAnsi="Roboto Mono"/>
+          <w:rFonts w:ascii="Roboto Mono" w:hAnsi="Roboto Mono" w:eastAsia="Roboto Mono"/>
         </w:rPr>
         <w:t xml:space="preserve"> CustomerID</w:t>
       </w:r>
       <w:r>
         <w:rPr>
-          <w:rFonts w:ascii="Roboto Mono" w:hAnsi="Roboto Mono"/>
+          <w:rFonts w:ascii="Roboto Mono" w:hAnsi="Roboto Mono" w:eastAsia="Roboto Mono"/>
         </w:rPr>
         <w:br/>
       </w:r>
       <w:r>
         <w:rPr>
-          <w:rFonts w:ascii="MS Gothic" w:eastAsia="MS Gothic" w:hAnsi="MS Gothic" w:cs="MS Gothic" w:hint="eastAsia"/>
+          <w:rFonts w:ascii="Roboto Mono" w:eastAsia="Roboto Mono" w:hAnsi="Roboto Mono" w:cs="MS Gothic" w:hint="eastAsia"/>
         </w:rPr>
         <w:t>├──</w:t>
       </w:r>
       <w:r>
         <w:rPr>
-          <w:rFonts w:ascii="Roboto Mono" w:hAnsi="Roboto Mono"/>
+          <w:rFonts w:ascii="Roboto Mono" w:hAnsi="Roboto Mono" w:eastAsia="Roboto Mono"/>
         </w:rPr>
         <w:t xml:space="preserve"> Name</w:t>
       </w:r>
       <w:r>
         <w:rPr>
-          <w:rFonts w:ascii="Roboto Mono" w:hAnsi="Roboto Mono"/>
+          <w:rFonts w:ascii="Roboto Mono" w:hAnsi="Roboto Mono" w:eastAsia="Roboto Mono"/>
         </w:rPr>
         <w:br/>
       </w:r>
       <w:r>
         <w:rPr>
-          <w:rFonts w:ascii="MS Gothic" w:eastAsia="MS Gothic" w:hAnsi="MS Gothic" w:cs="MS Gothic" w:hint="eastAsia"/>
+          <w:rFonts w:ascii="Roboto Mono" w:eastAsia="Roboto Mono" w:hAnsi="Roboto Mono" w:cs="MS Gothic" w:hint="eastAsia"/>
         </w:rPr>
         <w:t>└──</w:t>
       </w:r>
       <w:r>
         <w:rPr>
-          <w:rFonts w:ascii="Roboto Mono" w:hAnsi="Roboto Mono"/>
+          <w:rFonts w:ascii="Roboto Mono" w:hAnsi="Roboto Mono" w:eastAsia="Roboto Mono"/>
         </w:rPr>
         <w:t xml:space="preserve"> Phone Numbers</w:t>
       </w:r>
@@ -2440,7 +2440,7 @@
       </w:pPr>
       <w:r>
         <w:rPr>
-          <w:rFonts w:ascii="Roboto Mono" w:hAnsi="Roboto Mono"/>
+          <w:rFonts w:ascii="Roboto Mono" w:hAnsi="Roboto Mono" w:eastAsia="Roboto Mono"/>
         </w:rPr>
         <w:pict w14:anchorId="28E96C2C">
           <v:rect id="_x0000_i1034" style="width:0;height:1.5pt" o:hralign="center" o:hrstd="t" o:hr="t" fillcolor="#a0a0a0" stroked="f"/>
@@ -2457,7 +2457,7 @@
       </w:pPr>
       <w:r>
         <w:rPr>
-          <w:rFonts w:ascii="Roboto Mono" w:hAnsi="Roboto Mono"/>
+          <w:rFonts w:ascii="Roboto Mono" w:hAnsi="Roboto Mono" w:eastAsia="Roboto Mono"/>
           <w:b/>
           <w:bCs/>
         </w:rPr>
@@ -2472,7 +2472,7 @@
       </w:pPr>
       <w:r>
         <w:rPr>
-          <w:rFonts w:ascii="Roboto Mono" w:hAnsi="Roboto Mono"/>
+          <w:rFonts w:ascii="Roboto Mono" w:hAnsi="Roboto Mono" w:eastAsia="Roboto Mono"/>
         </w:rPr>
         <w:t>Instead of storing multiple phone numbers in one column:</w:t>
       </w:r>
@@ -2485,13 +2485,13 @@
       </w:pPr>
       <w:r>
         <w:rPr>
-          <w:rFonts w:ascii="Segoe UI Emoji" w:hAnsi="Segoe UI Emoji" w:cs="Segoe UI Emoji"/>
+          <w:rFonts w:ascii="Roboto Mono" w:hAnsi="Roboto Mono" w:cs="Segoe UI Emoji" w:eastAsia="Roboto Mono"/>
         </w:rPr>
         <w:t>❌</w:t>
       </w:r>
       <w:r>
         <w:rPr>
-          <w:rFonts w:ascii="Roboto Mono" w:hAnsi="Roboto Mono"/>
+          <w:rFonts w:ascii="Roboto Mono" w:hAnsi="Roboto Mono" w:eastAsia="Roboto Mono"/>
         </w:rPr>
         <w:t xml:space="preserve"> Bad Design</w:t>
       </w:r>
@@ -2725,7 +2725,7 @@
       </w:pPr>
       <w:r>
         <w:rPr>
-          <w:rFonts w:ascii="Roboto Mono" w:hAnsi="Roboto Mono"/>
+          <w:rFonts w:ascii="Roboto Mono" w:hAnsi="Roboto Mono" w:eastAsia="Roboto Mono"/>
         </w:rPr>
         <w:pict w14:anchorId="1DE7A968">
           <v:rect id="_x0000_i1035" style="width:0;height:1.5pt" o:hralign="center" o:hrstd="t" o:hr="t" fillcolor="#a0a0a0" stroked="f"/>
@@ -2749,7 +2749,7 @@
     <w:p>
       <w:r>
         <w:rPr>
-          <w:rFonts w:ascii="Arial" w:hAnsi="Arial" w:cs="Arial"/>
+          <w:rFonts w:ascii="Arial" w:hAnsi="Arial" w:cs="Arial" w:eastAsia="Arial"/>
           <w:b/>
           <w:color w:val="000000"/>
           <w:sz w:val="18"/>
@@ -2759,7 +2759,7 @@
       </w:r>
       <w:r>
         <w:rPr>
-          <w:rFonts w:ascii="Arial" w:hAnsi="Arial" w:cs="Arial"/>
+          <w:rFonts w:ascii="Arial" w:hAnsi="Arial" w:cs="Arial" w:eastAsia="Arial"/>
           <w:color w:val="000000"/>
           <w:sz w:val="18"/>
           <w:highlight w:val="lightGray"/>
@@ -2768,7 +2768,7 @@
       </w:r>
       <w:r>
         <w:rPr>
-          <w:rFonts w:ascii="Arial" w:hAnsi="Arial" w:cs="Arial"/>
+          <w:rFonts w:ascii="Arial" w:hAnsi="Arial" w:cs="Arial" w:eastAsia="Arial"/>
           <w:b/>
           <w:color w:val="000000"/>
           <w:sz w:val="18"/>
@@ -2778,7 +2778,7 @@
       </w:r>
       <w:r>
         <w:rPr>
-          <w:rFonts w:ascii="Arial" w:hAnsi="Arial" w:cs="Arial"/>
+          <w:rFonts w:ascii="Arial" w:hAnsi="Arial" w:cs="Arial" w:eastAsia="Arial"/>
           <w:color w:val="000000"/>
           <w:sz w:val="18"/>
           <w:highlight w:val="lightGray"/>
@@ -2787,7 +2787,7 @@
       </w:r>
       <w:r>
         <w:rPr>
-          <w:rFonts w:ascii="Arial" w:hAnsi="Arial" w:cs="Arial"/>
+          <w:rFonts w:ascii="Arial" w:hAnsi="Arial" w:cs="Arial" w:eastAsia="Arial"/>
           <w:b/>
           <w:color w:val="000000"/>
           <w:sz w:val="18"/>
@@ -2797,7 +2797,7 @@
       </w:r>
       <w:r>
         <w:rPr>
-          <w:rFonts w:ascii="Arial" w:hAnsi="Arial" w:cs="Arial"/>
+          <w:rFonts w:ascii="Arial" w:hAnsi="Arial" w:cs="Arial" w:eastAsia="Arial"/>
           <w:color w:val="000000"/>
           <w:sz w:val="18"/>
           <w:highlight w:val="lightGray"/>
@@ -2815,7 +2815,7 @@
       </w:pPr>
       <w:r>
         <w:rPr>
-          <w:rFonts w:ascii="Roboto Mono" w:hAnsi="Roboto Mono"/>
+          <w:rFonts w:ascii="Roboto Mono" w:hAnsi="Roboto Mono" w:eastAsia="Roboto Mono"/>
           <w:b/>
           <w:bCs/>
         </w:rPr>
@@ -3010,7 +3010,7 @@
       </w:pPr>
       <w:r>
         <w:rPr>
-          <w:rFonts w:ascii="Roboto Mono" w:hAnsi="Roboto Mono"/>
+          <w:rFonts w:ascii="Roboto Mono" w:hAnsi="Roboto Mono" w:eastAsia="Roboto Mono"/>
           <w:b/>
           <w:bCs/>
         </w:rPr>
@@ -3293,7 +3293,7 @@
       </w:pPr>
       <w:r>
         <w:rPr>
-          <w:rFonts w:ascii="Roboto Mono" w:hAnsi="Roboto Mono"/>
+          <w:rFonts w:ascii="Roboto Mono" w:hAnsi="Roboto Mono" w:eastAsia="Roboto Mono"/>
         </w:rPr>
         <w:t>This follows database normalization principles.</w:t>
       </w:r>
@@ -3306,7 +3306,7 @@
       </w:pPr>
       <w:r>
         <w:rPr>
-          <w:rFonts w:ascii="Roboto Mono" w:hAnsi="Roboto Mono"/>
+          <w:rFonts w:ascii="Roboto Mono" w:hAnsi="Roboto Mono" w:eastAsia="Roboto Mono"/>
         </w:rPr>
         <w:pict w14:anchorId="5B5AB0F4">
           <v:rect id="_x0000_i1036" style="width:0;height:1.5pt" o:hralign="center" o:hrstd="t" o:hr="t" fillcolor="#a0a0a0" stroked="f"/>
@@ -3330,7 +3330,7 @@
     <w:p>
       <w:r>
         <w:rPr>
-          <w:rFonts w:ascii="Arial" w:hAnsi="Arial" w:cs="Arial"/>
+          <w:rFonts w:ascii="Arial" w:hAnsi="Arial" w:cs="Arial" w:eastAsia="Arial"/>
           <w:b/>
           <w:color w:val="000000"/>
           <w:sz w:val="18"/>
@@ -3340,7 +3340,7 @@
       </w:r>
       <w:r>
         <w:rPr>
-          <w:rFonts w:ascii="Arial" w:hAnsi="Arial" w:cs="Arial"/>
+          <w:rFonts w:ascii="Arial" w:hAnsi="Arial" w:cs="Arial" w:eastAsia="Arial"/>
           <w:color w:val="000000"/>
           <w:sz w:val="18"/>
           <w:highlight w:val="lightGray"/>
@@ -3349,7 +3349,7 @@
       </w:r>
       <w:r>
         <w:rPr>
-          <w:rFonts w:ascii="Arial" w:hAnsi="Arial" w:cs="Arial"/>
+          <w:rFonts w:ascii="Arial" w:hAnsi="Arial" w:cs="Arial" w:eastAsia="Arial"/>
           <w:b/>
           <w:color w:val="000000"/>
           <w:sz w:val="18"/>
@@ -3359,7 +3359,7 @@
       </w:r>
       <w:r>
         <w:rPr>
-          <w:rFonts w:ascii="Arial" w:hAnsi="Arial" w:cs="Arial"/>
+          <w:rFonts w:ascii="Arial" w:hAnsi="Arial" w:cs="Arial" w:eastAsia="Arial"/>
           <w:color w:val="000000"/>
           <w:sz w:val="18"/>
           <w:highlight w:val="lightGray"/>
@@ -3368,7 +3368,7 @@
       </w:r>
       <w:r>
         <w:rPr>
-          <w:rFonts w:ascii="Arial" w:hAnsi="Arial" w:cs="Arial"/>
+          <w:rFonts w:ascii="Arial" w:hAnsi="Arial" w:cs="Arial" w:eastAsia="Arial"/>
           <w:b/>
           <w:color w:val="000000"/>
           <w:sz w:val="18"/>
@@ -3378,7 +3378,7 @@
       </w:r>
       <w:r>
         <w:rPr>
-          <w:rFonts w:ascii="Arial" w:hAnsi="Arial" w:cs="Arial"/>
+          <w:rFonts w:ascii="Arial" w:hAnsi="Arial" w:cs="Arial" w:eastAsia="Arial"/>
           <w:color w:val="000000"/>
           <w:sz w:val="18"/>
           <w:highlight w:val="lightGray"/>
@@ -3396,7 +3396,7 @@
       </w:pPr>
       <w:r>
         <w:rPr>
-          <w:rFonts w:ascii="Roboto Mono" w:hAnsi="Roboto Mono"/>
+          <w:rFonts w:ascii="Roboto Mono" w:hAnsi="Roboto Mono" w:eastAsia="Roboto Mono"/>
           <w:b/>
           <w:bCs/>
         </w:rPr>
@@ -3473,7 +3473,7 @@
       </w:pPr>
       <w:r>
         <w:rPr>
-          <w:rFonts w:ascii="Roboto Mono" w:hAnsi="Roboto Mono"/>
+          <w:rFonts w:ascii="Roboto Mono" w:hAnsi="Roboto Mono" w:eastAsia="Roboto Mono"/>
         </w:rPr>
         <w:t>Student</w:t>
       </w:r>
@@ -3488,7 +3488,7 @@
       </w:pPr>
       <w:r>
         <w:rPr>
-          <w:rFonts w:ascii="Roboto Mono" w:hAnsi="Roboto Mono"/>
+          <w:rFonts w:ascii="Roboto Mono" w:hAnsi="Roboto Mono" w:eastAsia="Roboto Mono"/>
           <w:b/>
           <w:bCs/>
         </w:rPr>
@@ -3565,7 +3565,7 @@
       </w:pPr>
       <w:r>
         <w:rPr>
-          <w:rFonts w:ascii="Roboto Mono" w:hAnsi="Roboto Mono"/>
+          <w:rFonts w:ascii="Roboto Mono" w:hAnsi="Roboto Mono" w:eastAsia="Roboto Mono"/>
         </w:rPr>
         <w:t>Hobbies</w:t>
       </w:r>
@@ -3578,7 +3578,7 @@
       </w:pPr>
       <w:r>
         <w:rPr>
-          <w:rFonts w:ascii="Roboto Mono" w:hAnsi="Roboto Mono"/>
+          <w:rFonts w:ascii="Roboto Mono" w:hAnsi="Roboto Mono" w:eastAsia="Roboto Mono"/>
         </w:rPr>
         <w:t>Values:</w:t>
       </w:r>
@@ -3651,20 +3651,20 @@
       </w:pPr>
       <w:r>
         <w:rPr>
-          <w:rFonts w:ascii="Roboto Mono" w:hAnsi="Roboto Mono"/>
+          <w:rFonts w:ascii="Roboto Mono" w:hAnsi="Roboto Mono" w:eastAsia="Roboto Mono"/>
         </w:rPr>
         <w:t>Reading</w:t>
       </w:r>
       <w:r>
         <w:rPr>
-          <w:rFonts w:ascii="Roboto Mono" w:hAnsi="Roboto Mono"/>
+          <w:rFonts w:ascii="Roboto Mono" w:hAnsi="Roboto Mono" w:eastAsia="Roboto Mono"/>
         </w:rPr>
         <w:br/>
         <w:t>Football</w:t>
       </w:r>
       <w:r>
         <w:rPr>
-          <w:rFonts w:ascii="Roboto Mono" w:hAnsi="Roboto Mono"/>
+          <w:rFonts w:ascii="Roboto Mono" w:hAnsi="Roboto Mono" w:eastAsia="Roboto Mono"/>
         </w:rPr>
         <w:br/>
         <w:t>Swimming</w:t>
@@ -3678,7 +3678,7 @@
       </w:pPr>
       <w:r>
         <w:rPr>
-          <w:rFonts w:ascii="Roboto Mono" w:hAnsi="Roboto Mono"/>
+          <w:rFonts w:ascii="Roboto Mono" w:hAnsi="Roboto Mono" w:eastAsia="Roboto Mono"/>
         </w:rPr>
         <w:t>One student can have many hobbies.</w:t>
       </w:r>
@@ -3691,7 +3691,7 @@
       </w:pPr>
       <w:r>
         <w:rPr>
-          <w:rFonts w:ascii="Roboto Mono" w:hAnsi="Roboto Mono"/>
+          <w:rFonts w:ascii="Roboto Mono" w:hAnsi="Roboto Mono" w:eastAsia="Roboto Mono"/>
         </w:rPr>
         <w:pict w14:anchorId="414366FE">
           <v:rect id="_x0000_i1037" style="width:0;height:1.5pt" o:hralign="center" o:hrstd="t" o:hr="t" fillcolor="#a0a0a0" stroked="f"/>
@@ -3715,7 +3715,7 @@
     <w:p>
       <w:r>
         <w:rPr>
-          <w:rFonts w:ascii="Arial" w:hAnsi="Arial" w:cs="Arial"/>
+          <w:rFonts w:ascii="Arial" w:hAnsi="Arial" w:cs="Arial" w:eastAsia="Arial"/>
           <w:b/>
           <w:color w:val="000000"/>
           <w:sz w:val="18"/>
@@ -3725,7 +3725,7 @@
       </w:r>
       <w:r>
         <w:rPr>
-          <w:rFonts w:ascii="Arial" w:hAnsi="Arial" w:cs="Arial"/>
+          <w:rFonts w:ascii="Arial" w:hAnsi="Arial" w:cs="Arial" w:eastAsia="Arial"/>
           <w:color w:val="000000"/>
           <w:sz w:val="18"/>
           <w:highlight w:val="lightGray"/>
@@ -3734,7 +3734,7 @@
       </w:r>
       <w:r>
         <w:rPr>
-          <w:rFonts w:ascii="Arial" w:hAnsi="Arial" w:cs="Arial"/>
+          <w:rFonts w:ascii="Arial" w:hAnsi="Arial" w:cs="Arial" w:eastAsia="Arial"/>
           <w:b/>
           <w:color w:val="000000"/>
           <w:sz w:val="18"/>
@@ -3744,7 +3744,7 @@
       </w:r>
       <w:r>
         <w:rPr>
-          <w:rFonts w:ascii="Arial" w:hAnsi="Arial" w:cs="Arial"/>
+          <w:rFonts w:ascii="Arial" w:hAnsi="Arial" w:cs="Arial" w:eastAsia="Arial"/>
           <w:color w:val="000000"/>
           <w:sz w:val="18"/>
           <w:highlight w:val="lightGray"/>
@@ -3753,7 +3753,7 @@
       </w:r>
       <w:r>
         <w:rPr>
-          <w:rFonts w:ascii="Arial" w:hAnsi="Arial" w:cs="Arial"/>
+          <w:rFonts w:ascii="Arial" w:hAnsi="Arial" w:cs="Arial" w:eastAsia="Arial"/>
           <w:b/>
           <w:color w:val="000000"/>
           <w:sz w:val="18"/>
@@ -3763,7 +3763,7 @@
       </w:r>
       <w:r>
         <w:rPr>
-          <w:rFonts w:ascii="Arial" w:hAnsi="Arial" w:cs="Arial"/>
+          <w:rFonts w:ascii="Arial" w:hAnsi="Arial" w:cs="Arial" w:eastAsia="Arial"/>
           <w:color w:val="000000"/>
           <w:sz w:val="18"/>
           <w:highlight w:val="lightGray"/>
@@ -3781,7 +3781,7 @@
       </w:pPr>
       <w:r>
         <w:rPr>
-          <w:rFonts w:ascii="Roboto Mono" w:hAnsi="Roboto Mono"/>
+          <w:rFonts w:ascii="Roboto Mono" w:hAnsi="Roboto Mono" w:eastAsia="Roboto Mono"/>
           <w:b/>
           <w:bCs/>
         </w:rPr>
@@ -3858,7 +3858,7 @@
       </w:pPr>
       <w:r>
         <w:rPr>
-          <w:rFonts w:ascii="Roboto Mono" w:hAnsi="Roboto Mono"/>
+          <w:rFonts w:ascii="Roboto Mono" w:hAnsi="Roboto Mono" w:eastAsia="Roboto Mono"/>
         </w:rPr>
         <w:t>Age</w:t>
       </w:r>
@@ -3871,7 +3871,7 @@
       </w:pPr>
       <w:r>
         <w:rPr>
-          <w:rFonts w:ascii="Roboto Mono" w:hAnsi="Roboto Mono"/>
+          <w:rFonts w:ascii="Roboto Mono" w:hAnsi="Roboto Mono" w:eastAsia="Roboto Mono"/>
         </w:rPr>
         <w:t>One value only.</w:t>
       </w:r>
@@ -3884,7 +3884,7 @@
       </w:pPr>
       <w:r>
         <w:rPr>
-          <w:rFonts w:ascii="Roboto Mono" w:hAnsi="Roboto Mono"/>
+          <w:rFonts w:ascii="Roboto Mono" w:hAnsi="Roboto Mono" w:eastAsia="Roboto Mono"/>
         </w:rPr>
         <w:t>Example:</w:t>
       </w:r>
@@ -3957,7 +3957,7 @@
       </w:pPr>
       <w:r>
         <w:rPr>
-          <w:rFonts w:ascii="Roboto Mono" w:hAnsi="Roboto Mono"/>
+          <w:rFonts w:ascii="Roboto Mono" w:hAnsi="Roboto Mono" w:eastAsia="Roboto Mono"/>
         </w:rPr>
         <w:t>25</w:t>
       </w:r>
@@ -3970,7 +3970,7 @@
       </w:pPr>
       <w:r>
         <w:rPr>
-          <w:rFonts w:ascii="Roboto Mono" w:hAnsi="Roboto Mono"/>
+          <w:rFonts w:ascii="Roboto Mono" w:hAnsi="Roboto Mono" w:eastAsia="Roboto Mono"/>
         </w:rPr>
         <w:pict w14:anchorId="51D2FCC2">
           <v:rect id="_x0000_i1038" style="width:0;height:1.5pt" o:hralign="center" o:hrstd="t" o:hr="t" fillcolor="#a0a0a0" stroked="f"/>
@@ -3987,7 +3987,7 @@
       </w:pPr>
       <w:r>
         <w:rPr>
-          <w:rFonts w:ascii="Roboto Mono" w:hAnsi="Roboto Mono"/>
+          <w:rFonts w:ascii="Roboto Mono" w:hAnsi="Roboto Mono" w:eastAsia="Roboto Mono"/>
           <w:b/>
           <w:bCs/>
         </w:rPr>
@@ -4064,7 +4064,7 @@
       </w:pPr>
       <w:r>
         <w:rPr>
-          <w:rFonts w:ascii="Roboto Mono" w:hAnsi="Roboto Mono"/>
+          <w:rFonts w:ascii="Roboto Mono" w:hAnsi="Roboto Mono" w:eastAsia="Roboto Mono"/>
         </w:rPr>
         <w:t>Phone Numbers</w:t>
       </w:r>
@@ -4077,7 +4077,7 @@
       </w:pPr>
       <w:r>
         <w:rPr>
-          <w:rFonts w:ascii="Roboto Mono" w:hAnsi="Roboto Mono"/>
+          <w:rFonts w:ascii="Roboto Mono" w:hAnsi="Roboto Mono" w:eastAsia="Roboto Mono"/>
         </w:rPr>
         <w:t>Many values.</w:t>
       </w:r>
@@ -4090,7 +4090,7 @@
       </w:pPr>
       <w:r>
         <w:rPr>
-          <w:rFonts w:ascii="Roboto Mono" w:hAnsi="Roboto Mono"/>
+          <w:rFonts w:ascii="Roboto Mono" w:hAnsi="Roboto Mono" w:eastAsia="Roboto Mono"/>
         </w:rPr>
         <w:t>Example:</w:t>
       </w:r>
@@ -4163,20 +4163,20 @@
       </w:pPr>
       <w:r>
         <w:rPr>
-          <w:rFonts w:ascii="Roboto Mono" w:hAnsi="Roboto Mono"/>
+          <w:rFonts w:ascii="Roboto Mono" w:hAnsi="Roboto Mono" w:eastAsia="Roboto Mono"/>
         </w:rPr>
         <w:t>01012345678</w:t>
       </w:r>
       <w:r>
         <w:rPr>
-          <w:rFonts w:ascii="Roboto Mono" w:hAnsi="Roboto Mono"/>
+          <w:rFonts w:ascii="Roboto Mono" w:hAnsi="Roboto Mono" w:eastAsia="Roboto Mono"/>
         </w:rPr>
         <w:br/>
         <w:t>01198765432</w:t>
       </w:r>
       <w:r>
         <w:rPr>
-          <w:rFonts w:ascii="Roboto Mono" w:hAnsi="Roboto Mono"/>
+          <w:rFonts w:ascii="Roboto Mono" w:hAnsi="Roboto Mono" w:eastAsia="Roboto Mono"/>
         </w:rPr>
         <w:br/>
         <w:t>01255555555</w:t>
@@ -4190,7 +4190,7 @@
       </w:pPr>
       <w:r>
         <w:rPr>
-          <w:rFonts w:ascii="Roboto Mono" w:hAnsi="Roboto Mono"/>
+          <w:rFonts w:ascii="Roboto Mono" w:hAnsi="Roboto Mono" w:eastAsia="Roboto Mono"/>
         </w:rPr>
         <w:pict w14:anchorId="26377A31">
           <v:rect id="_x0000_i1039" style="width:0;height:1.5pt" o:hralign="center" o:hrstd="t" o:hr="t" fillcolor="#a0a0a0" stroked="f"/>
@@ -4207,7 +4207,7 @@
       </w:pPr>
       <w:r>
         <w:rPr>
-          <w:rFonts w:ascii="Roboto Mono" w:hAnsi="Roboto Mono"/>
+          <w:rFonts w:ascii="Roboto Mono" w:hAnsi="Roboto Mono" w:eastAsia="Roboto Mono"/>
           <w:b/>
           <w:bCs/>
         </w:rPr>
@@ -4625,7 +4625,7 @@
       </w:pPr>
       <w:r>
         <w:rPr>
-          <w:rFonts w:ascii="Roboto Mono" w:hAnsi="Roboto Mono"/>
+          <w:rFonts w:ascii="Roboto Mono" w:hAnsi="Roboto Mono" w:eastAsia="Roboto Mono"/>
         </w:rPr>
         <w:pict w14:anchorId="395769DD">
           <v:rect id="_x0000_i1040" style="width:0;height:1.5pt" o:hralign="center" o:hrstd="t" o:hr="t" fillcolor="#a0a0a0" stroked="f"/>
@@ -4649,7 +4649,7 @@
     <w:p>
       <w:r>
         <w:rPr>
-          <w:rFonts w:ascii="Arial" w:hAnsi="Arial" w:cs="Arial"/>
+          <w:rFonts w:ascii="Arial" w:hAnsi="Arial" w:cs="Arial" w:eastAsia="Arial"/>
           <w:b/>
           <w:color w:val="000000"/>
           <w:sz w:val="18"/>
@@ -4659,7 +4659,7 @@
       </w:r>
       <w:r>
         <w:rPr>
-          <w:rFonts w:ascii="Arial" w:hAnsi="Arial" w:cs="Arial"/>
+          <w:rFonts w:ascii="Arial" w:hAnsi="Arial" w:cs="Arial" w:eastAsia="Arial"/>
           <w:color w:val="000000"/>
           <w:sz w:val="18"/>
           <w:highlight w:val="lightGray"/>
@@ -4668,7 +4668,7 @@
       </w:r>
       <w:r>
         <w:rPr>
-          <w:rFonts w:ascii="Arial" w:hAnsi="Arial" w:cs="Arial"/>
+          <w:rFonts w:ascii="Arial" w:hAnsi="Arial" w:cs="Arial" w:eastAsia="Arial"/>
           <w:b/>
           <w:color w:val="000000"/>
           <w:sz w:val="18"/>
@@ -4678,7 +4678,7 @@
       </w:r>
       <w:r>
         <w:rPr>
-          <w:rFonts w:ascii="Arial" w:hAnsi="Arial" w:cs="Arial"/>
+          <w:rFonts w:ascii="Arial" w:hAnsi="Arial" w:cs="Arial" w:eastAsia="Arial"/>
           <w:color w:val="000000"/>
           <w:sz w:val="18"/>
           <w:highlight w:val="lightGray"/>
@@ -4687,7 +4687,7 @@
       </w:r>
       <w:r>
         <w:rPr>
-          <w:rFonts w:ascii="Arial" w:hAnsi="Arial" w:cs="Arial"/>
+          <w:rFonts w:ascii="Arial" w:hAnsi="Arial" w:cs="Arial" w:eastAsia="Arial"/>
           <w:b/>
           <w:color w:val="000000"/>
           <w:sz w:val="18"/>
@@ -4697,7 +4697,7 @@
       </w:r>
       <w:r>
         <w:rPr>
-          <w:rFonts w:ascii="Arial" w:hAnsi="Arial" w:cs="Arial"/>
+          <w:rFonts w:ascii="Arial" w:hAnsi="Arial" w:cs="Arial" w:eastAsia="Arial"/>
           <w:color w:val="000000"/>
           <w:sz w:val="18"/>
           <w:highlight w:val="lightGray"/>
@@ -4715,7 +4715,7 @@
       </w:pPr>
       <w:r>
         <w:rPr>
-          <w:rFonts w:ascii="Roboto Mono" w:hAnsi="Roboto Mono"/>
+          <w:rFonts w:ascii="Roboto Mono" w:hAnsi="Roboto Mono" w:eastAsia="Roboto Mono"/>
           <w:b/>
           <w:bCs/>
         </w:rPr>
@@ -4792,61 +4792,61 @@
       </w:pPr>
       <w:r>
         <w:rPr>
-          <w:rFonts w:ascii="Roboto Mono" w:hAnsi="Roboto Mono"/>
+          <w:rFonts w:ascii="Roboto Mono" w:hAnsi="Roboto Mono" w:eastAsia="Roboto Mono"/>
         </w:rPr>
         <w:t>Address</w:t>
       </w:r>
       <w:r>
         <w:rPr>
-          <w:rFonts w:ascii="Roboto Mono" w:hAnsi="Roboto Mono"/>
+          <w:rFonts w:ascii="Roboto Mono" w:hAnsi="Roboto Mono" w:eastAsia="Roboto Mono"/>
         </w:rPr>
         <w:br/>
       </w:r>
       <w:r>
         <w:rPr>
-          <w:rFonts w:ascii="MS Gothic" w:eastAsia="MS Gothic" w:hAnsi="MS Gothic" w:cs="MS Gothic" w:hint="eastAsia"/>
+          <w:rFonts w:ascii="Roboto Mono" w:eastAsia="Roboto Mono" w:hAnsi="Roboto Mono" w:cs="MS Gothic" w:hint="eastAsia"/>
         </w:rPr>
         <w:t>├──</w:t>
       </w:r>
       <w:r>
         <w:rPr>
-          <w:rFonts w:ascii="Roboto Mono" w:hAnsi="Roboto Mono"/>
+          <w:rFonts w:ascii="Roboto Mono" w:hAnsi="Roboto Mono" w:eastAsia="Roboto Mono"/>
         </w:rPr>
         <w:t xml:space="preserve"> Street</w:t>
       </w:r>
       <w:r>
         <w:rPr>
-          <w:rFonts w:ascii="Roboto Mono" w:hAnsi="Roboto Mono"/>
+          <w:rFonts w:ascii="Roboto Mono" w:hAnsi="Roboto Mono" w:eastAsia="Roboto Mono"/>
         </w:rPr>
         <w:br/>
       </w:r>
       <w:r>
         <w:rPr>
-          <w:rFonts w:ascii="MS Gothic" w:eastAsia="MS Gothic" w:hAnsi="MS Gothic" w:cs="MS Gothic" w:hint="eastAsia"/>
+          <w:rFonts w:ascii="Roboto Mono" w:eastAsia="Roboto Mono" w:hAnsi="Roboto Mono" w:cs="MS Gothic" w:hint="eastAsia"/>
         </w:rPr>
         <w:t>├──</w:t>
       </w:r>
       <w:r>
         <w:rPr>
-          <w:rFonts w:ascii="Roboto Mono" w:hAnsi="Roboto Mono"/>
+          <w:rFonts w:ascii="Roboto Mono" w:hAnsi="Roboto Mono" w:eastAsia="Roboto Mono"/>
         </w:rPr>
         <w:t xml:space="preserve"> City</w:t>
       </w:r>
       <w:r>
         <w:rPr>
-          <w:rFonts w:ascii="Roboto Mono" w:hAnsi="Roboto Mono"/>
+          <w:rFonts w:ascii="Roboto Mono" w:hAnsi="Roboto Mono" w:eastAsia="Roboto Mono"/>
         </w:rPr>
         <w:br/>
       </w:r>
       <w:r>
         <w:rPr>
-          <w:rFonts w:ascii="MS Gothic" w:eastAsia="MS Gothic" w:hAnsi="MS Gothic" w:cs="MS Gothic" w:hint="eastAsia"/>
+          <w:rFonts w:ascii="Roboto Mono" w:eastAsia="Roboto Mono" w:hAnsi="Roboto Mono" w:cs="MS Gothic" w:hint="eastAsia"/>
         </w:rPr>
         <w:t>└──</w:t>
       </w:r>
       <w:r>
         <w:rPr>
-          <w:rFonts w:ascii="Roboto Mono" w:hAnsi="Roboto Mono"/>
+          <w:rFonts w:ascii="Roboto Mono" w:hAnsi="Roboto Mono" w:eastAsia="Roboto Mono"/>
         </w:rPr>
         <w:t xml:space="preserve"> Country</w:t>
       </w:r>
@@ -4859,7 +4859,7 @@
       </w:pPr>
       <w:r>
         <w:rPr>
-          <w:rFonts w:ascii="Roboto Mono" w:hAnsi="Roboto Mono"/>
+          <w:rFonts w:ascii="Roboto Mono" w:hAnsi="Roboto Mono" w:eastAsia="Roboto Mono"/>
         </w:rPr>
         <w:t>One attribute divided into parts.</w:t>
       </w:r>
@@ -4872,7 +4872,7 @@
       </w:pPr>
       <w:r>
         <w:rPr>
-          <w:rFonts w:ascii="Roboto Mono" w:hAnsi="Roboto Mono"/>
+          <w:rFonts w:ascii="Roboto Mono" w:hAnsi="Roboto Mono" w:eastAsia="Roboto Mono"/>
         </w:rPr>
         <w:pict w14:anchorId="698528BC">
           <v:rect id="_x0000_i1041" style="width:0;height:1.5pt" o:hralign="center" o:hrstd="t" o:hr="t" fillcolor="#a0a0a0" stroked="f"/>
@@ -4889,7 +4889,7 @@
       </w:pPr>
       <w:r>
         <w:rPr>
-          <w:rFonts w:ascii="Roboto Mono" w:hAnsi="Roboto Mono"/>
+          <w:rFonts w:ascii="Roboto Mono" w:hAnsi="Roboto Mono" w:eastAsia="Roboto Mono"/>
           <w:b/>
           <w:bCs/>
         </w:rPr>
@@ -4966,61 +4966,61 @@
       </w:pPr>
       <w:r>
         <w:rPr>
-          <w:rFonts w:ascii="Roboto Mono" w:hAnsi="Roboto Mono"/>
+          <w:rFonts w:ascii="Roboto Mono" w:hAnsi="Roboto Mono" w:eastAsia="Roboto Mono"/>
         </w:rPr>
         <w:t>Phone Numbers</w:t>
       </w:r>
       <w:r>
         <w:rPr>
-          <w:rFonts w:ascii="Roboto Mono" w:hAnsi="Roboto Mono"/>
+          <w:rFonts w:ascii="Roboto Mono" w:hAnsi="Roboto Mono" w:eastAsia="Roboto Mono"/>
         </w:rPr>
         <w:br/>
       </w:r>
       <w:r>
         <w:rPr>
-          <w:rFonts w:ascii="MS Gothic" w:eastAsia="MS Gothic" w:hAnsi="MS Gothic" w:cs="MS Gothic" w:hint="eastAsia"/>
+          <w:rFonts w:ascii="Roboto Mono" w:eastAsia="Roboto Mono" w:hAnsi="Roboto Mono" w:cs="MS Gothic" w:hint="eastAsia"/>
         </w:rPr>
         <w:t>├──</w:t>
       </w:r>
       <w:r>
         <w:rPr>
-          <w:rFonts w:ascii="Roboto Mono" w:hAnsi="Roboto Mono"/>
+          <w:rFonts w:ascii="Roboto Mono" w:hAnsi="Roboto Mono" w:eastAsia="Roboto Mono"/>
         </w:rPr>
         <w:t xml:space="preserve"> Number 1</w:t>
       </w:r>
       <w:r>
         <w:rPr>
-          <w:rFonts w:ascii="Roboto Mono" w:hAnsi="Roboto Mono"/>
+          <w:rFonts w:ascii="Roboto Mono" w:hAnsi="Roboto Mono" w:eastAsia="Roboto Mono"/>
         </w:rPr>
         <w:br/>
       </w:r>
       <w:r>
         <w:rPr>
-          <w:rFonts w:ascii="MS Gothic" w:eastAsia="MS Gothic" w:hAnsi="MS Gothic" w:cs="MS Gothic" w:hint="eastAsia"/>
+          <w:rFonts w:ascii="Roboto Mono" w:eastAsia="Roboto Mono" w:hAnsi="Roboto Mono" w:cs="MS Gothic" w:hint="eastAsia"/>
         </w:rPr>
         <w:t>├──</w:t>
       </w:r>
       <w:r>
         <w:rPr>
-          <w:rFonts w:ascii="Roboto Mono" w:hAnsi="Roboto Mono"/>
+          <w:rFonts w:ascii="Roboto Mono" w:hAnsi="Roboto Mono" w:eastAsia="Roboto Mono"/>
         </w:rPr>
         <w:t xml:space="preserve"> Number 2</w:t>
       </w:r>
       <w:r>
         <w:rPr>
-          <w:rFonts w:ascii="Roboto Mono" w:hAnsi="Roboto Mono"/>
+          <w:rFonts w:ascii="Roboto Mono" w:hAnsi="Roboto Mono" w:eastAsia="Roboto Mono"/>
         </w:rPr>
         <w:br/>
       </w:r>
       <w:r>
         <w:rPr>
-          <w:rFonts w:ascii="MS Gothic" w:eastAsia="MS Gothic" w:hAnsi="MS Gothic" w:cs="MS Gothic" w:hint="eastAsia"/>
+          <w:rFonts w:ascii="Roboto Mono" w:eastAsia="Roboto Mono" w:hAnsi="Roboto Mono" w:cs="MS Gothic" w:hint="eastAsia"/>
         </w:rPr>
         <w:t>└──</w:t>
       </w:r>
       <w:r>
         <w:rPr>
-          <w:rFonts w:ascii="Roboto Mono" w:hAnsi="Roboto Mono"/>
+          <w:rFonts w:ascii="Roboto Mono" w:hAnsi="Roboto Mono" w:eastAsia="Roboto Mono"/>
         </w:rPr>
         <w:t xml:space="preserve"> Number 3</w:t>
       </w:r>
@@ -5033,7 +5033,7 @@
       </w:pPr>
       <w:r>
         <w:rPr>
-          <w:rFonts w:ascii="Roboto Mono" w:hAnsi="Roboto Mono"/>
+          <w:rFonts w:ascii="Roboto Mono" w:hAnsi="Roboto Mono" w:eastAsia="Roboto Mono"/>
         </w:rPr>
         <w:t>Multiple occurrences of the same type of value.</w:t>
       </w:r>
@@ -5046,7 +5046,7 @@
       </w:pPr>
       <w:r>
         <w:rPr>
-          <w:rFonts w:ascii="Roboto Mono" w:hAnsi="Roboto Mono"/>
+          <w:rFonts w:ascii="Roboto Mono" w:hAnsi="Roboto Mono" w:eastAsia="Roboto Mono"/>
         </w:rPr>
         <w:pict w14:anchorId="3478B241">
           <v:rect id="_x0000_i1042" style="width:0;height:1.5pt" o:hralign="center" o:hrstd="t" o:hr="t" fillcolor="#a0a0a0" stroked="f"/>
@@ -5077,7 +5077,7 @@
       </w:pPr>
       <w:r>
         <w:rPr>
-          <w:rFonts w:ascii="Arial" w:hAnsi="Arial" w:cs="Arial"/>
+          <w:rFonts w:ascii="Arial" w:hAnsi="Arial" w:cs="Arial" w:eastAsia="Arial"/>
           <w:b/>
           <w:color w:val="000000"/>
           <w:sz w:val="18"/>
@@ -5087,7 +5087,7 @@
       </w:r>
       <w:r>
         <w:rPr>
-          <w:rFonts w:ascii="Arial" w:hAnsi="Arial" w:cs="Arial"/>
+          <w:rFonts w:ascii="Arial" w:hAnsi="Arial" w:cs="Arial" w:eastAsia="Arial"/>
           <w:color w:val="000000"/>
           <w:sz w:val="18"/>
           <w:highlight w:val="lightGray"/>
@@ -5096,7 +5096,7 @@
       </w:r>
       <w:r>
         <w:rPr>
-          <w:rFonts w:ascii="Arial" w:hAnsi="Arial" w:cs="Arial"/>
+          <w:rFonts w:ascii="Arial" w:hAnsi="Arial" w:cs="Arial" w:eastAsia="Arial"/>
           <w:b/>
           <w:color w:val="000000"/>
           <w:sz w:val="18"/>
@@ -5106,7 +5106,7 @@
       </w:r>
       <w:r>
         <w:rPr>
-          <w:rFonts w:ascii="Arial" w:hAnsi="Arial" w:cs="Arial"/>
+          <w:rFonts w:ascii="Arial" w:hAnsi="Arial" w:cs="Arial" w:eastAsia="Arial"/>
           <w:color w:val="000000"/>
           <w:sz w:val="18"/>
           <w:highlight w:val="lightGray"/>
@@ -5115,7 +5115,7 @@
       </w:r>
       <w:r>
         <w:rPr>
-          <w:rFonts w:ascii="Arial" w:hAnsi="Arial" w:cs="Arial"/>
+          <w:rFonts w:ascii="Arial" w:hAnsi="Arial" w:cs="Arial" w:eastAsia="Arial"/>
           <w:b/>
           <w:color w:val="000000"/>
           <w:sz w:val="18"/>
@@ -5125,7 +5125,7 @@
       </w:r>
       <w:r>
         <w:rPr>
-          <w:rFonts w:ascii="Arial" w:hAnsi="Arial" w:cs="Arial"/>
+          <w:rFonts w:ascii="Arial" w:hAnsi="Arial" w:cs="Arial" w:eastAsia="Arial"/>
           <w:color w:val="000000"/>
           <w:sz w:val="18"/>
           <w:highlight w:val="lightGray"/>
@@ -5492,7 +5492,7 @@
       </w:pPr>
       <w:r>
         <w:rPr>
-          <w:rFonts w:ascii="Roboto Mono" w:hAnsi="Roboto Mono"/>
+          <w:rFonts w:ascii="Roboto Mono" w:hAnsi="Roboto Mono" w:eastAsia="Roboto Mono"/>
         </w:rPr>
         <w:pict w14:anchorId="155B280E">
           <v:rect id="_x0000_i1043" style="width:0;height:1.5pt" o:hralign="center" o:hrstd="t" o:hr="t" fillcolor="#a0a0a0" stroked="f"/>
@@ -5516,7 +5516,7 @@
     <w:p>
       <w:r>
         <w:rPr>
-          <w:rFonts w:ascii="Arial" w:hAnsi="Arial" w:cs="Arial"/>
+          <w:rFonts w:ascii="Arial" w:hAnsi="Arial" w:cs="Arial" w:eastAsia="Arial"/>
           <w:b/>
           <w:color w:val="000000"/>
           <w:sz w:val="18"/>
@@ -5526,7 +5526,7 @@
       </w:r>
       <w:r>
         <w:rPr>
-          <w:rFonts w:ascii="Arial" w:hAnsi="Arial" w:cs="Arial"/>
+          <w:rFonts w:ascii="Arial" w:hAnsi="Arial" w:cs="Arial" w:eastAsia="Arial"/>
           <w:color w:val="000000"/>
           <w:sz w:val="18"/>
           <w:highlight w:val="lightGray"/>
@@ -5535,7 +5535,7 @@
       </w:r>
       <w:r>
         <w:rPr>
-          <w:rFonts w:ascii="Arial" w:hAnsi="Arial" w:cs="Arial"/>
+          <w:rFonts w:ascii="Arial" w:hAnsi="Arial" w:cs="Arial" w:eastAsia="Arial"/>
           <w:b/>
           <w:color w:val="000000"/>
           <w:sz w:val="18"/>
@@ -5545,7 +5545,7 @@
       </w:r>
       <w:r>
         <w:rPr>
-          <w:rFonts w:ascii="Arial" w:hAnsi="Arial" w:cs="Arial"/>
+          <w:rFonts w:ascii="Arial" w:hAnsi="Arial" w:cs="Arial" w:eastAsia="Arial"/>
           <w:color w:val="000000"/>
           <w:sz w:val="18"/>
           <w:highlight w:val="lightGray"/>
@@ -5554,7 +5554,7 @@
       </w:r>
       <w:r>
         <w:rPr>
-          <w:rFonts w:ascii="Arial" w:hAnsi="Arial" w:cs="Arial"/>
+          <w:rFonts w:ascii="Arial" w:hAnsi="Arial" w:cs="Arial" w:eastAsia="Arial"/>
           <w:b/>
           <w:color w:val="000000"/>
           <w:sz w:val="18"/>
@@ -5564,7 +5564,7 @@
       </w:r>
       <w:r>
         <w:rPr>
-          <w:rFonts w:ascii="Arial" w:hAnsi="Arial" w:cs="Arial"/>
+          <w:rFonts w:ascii="Arial" w:hAnsi="Arial" w:cs="Arial" w:eastAsia="Arial"/>
           <w:color w:val="000000"/>
           <w:sz w:val="18"/>
           <w:highlight w:val="lightGray"/>
@@ -5580,7 +5580,7 @@
       </w:pPr>
       <w:r>
         <w:rPr>
-          <w:rFonts w:ascii="Roboto Mono" w:hAnsi="Roboto Mono"/>
+          <w:rFonts w:ascii="Roboto Mono" w:hAnsi="Roboto Mono" w:eastAsia="Roboto Mono"/>
         </w:rPr>
         <w:t>Think of a contact in your phone:</w:t>
       </w:r>
@@ -5653,7 +5653,7 @@
       </w:pPr>
       <w:r>
         <w:rPr>
-          <w:rFonts w:ascii="Roboto Mono" w:hAnsi="Roboto Mono"/>
+          <w:rFonts w:ascii="Roboto Mono" w:hAnsi="Roboto Mono" w:eastAsia="Roboto Mono"/>
         </w:rPr>
         <w:t>Ali</w:t>
       </w:r>
@@ -5666,7 +5666,7 @@
       </w:pPr>
       <w:r>
         <w:rPr>
-          <w:rFonts w:ascii="Roboto Mono" w:hAnsi="Roboto Mono"/>
+          <w:rFonts w:ascii="Roboto Mono" w:hAnsi="Roboto Mono" w:eastAsia="Roboto Mono"/>
         </w:rPr>
         <w:t>The contact may have:</w:t>
       </w:r>
@@ -5739,20 +5739,20 @@
       </w:pPr>
       <w:r>
         <w:rPr>
-          <w:rFonts w:ascii="Roboto Mono" w:hAnsi="Roboto Mono"/>
+          <w:rFonts w:ascii="Roboto Mono" w:hAnsi="Roboto Mono" w:eastAsia="Roboto Mono"/>
         </w:rPr>
         <w:t>Mobile: 01012345678</w:t>
       </w:r>
       <w:r>
         <w:rPr>
-          <w:rFonts w:ascii="Roboto Mono" w:hAnsi="Roboto Mono"/>
+          <w:rFonts w:ascii="Roboto Mono" w:hAnsi="Roboto Mono" w:eastAsia="Roboto Mono"/>
         </w:rPr>
         <w:br/>
         <w:t>Work:   01198765432</w:t>
       </w:r>
       <w:r>
         <w:rPr>
-          <w:rFonts w:ascii="Roboto Mono" w:hAnsi="Roboto Mono"/>
+          <w:rFonts w:ascii="Roboto Mono" w:hAnsi="Roboto Mono" w:eastAsia="Roboto Mono"/>
         </w:rPr>
         <w:br/>
         <w:t>Home:   01255555555</w:t>
@@ -5766,7 +5766,7 @@
       </w:pPr>
       <w:r>
         <w:rPr>
-          <w:rFonts w:ascii="Roboto Mono" w:hAnsi="Roboto Mono"/>
+          <w:rFonts w:ascii="Roboto Mono" w:hAnsi="Roboto Mono" w:eastAsia="Roboto Mono"/>
         </w:rPr>
         <w:t>One person, multiple phone numbers.</w:t>
       </w:r>
@@ -5779,13 +5779,13 @@
       </w:pPr>
       <w:r>
         <w:rPr>
-          <w:rFonts w:ascii="Roboto Mono" w:hAnsi="Roboto Mono"/>
+          <w:rFonts w:ascii="Roboto Mono" w:hAnsi="Roboto Mono" w:eastAsia="Roboto Mono"/>
         </w:rPr>
         <w:t xml:space="preserve">Therefore, </w:t>
       </w:r>
       <w:r>
         <w:rPr>
-          <w:rFonts w:ascii="Roboto Mono" w:hAnsi="Roboto Mono"/>
+          <w:rFonts w:ascii="Roboto Mono" w:hAnsi="Roboto Mono" w:eastAsia="Roboto Mono"/>
           <w:b/>
           <w:bCs/>
         </w:rPr>
@@ -5793,7 +5793,7 @@
       </w:r>
       <w:r>
         <w:rPr>
-          <w:rFonts w:ascii="Roboto Mono" w:hAnsi="Roboto Mono"/>
+          <w:rFonts w:ascii="Roboto Mono" w:hAnsi="Roboto Mono" w:eastAsia="Roboto Mono"/>
         </w:rPr>
         <w:t xml:space="preserve"> is a Multi-Valued Attribute.</w:t>
       </w:r>
@@ -5806,7 +5806,7 @@
       </w:pPr>
       <w:r>
         <w:rPr>
-          <w:rFonts w:ascii="Roboto Mono" w:hAnsi="Roboto Mono"/>
+          <w:rFonts w:ascii="Roboto Mono" w:hAnsi="Roboto Mono" w:eastAsia="Roboto Mono"/>
         </w:rPr>
         <w:pict w14:anchorId="651C5CA7">
           <v:rect id="_x0000_i1044" style="width:0;height:1.5pt" o:hralign="center" o:hrstd="t" o:hr="t" fillcolor="#a0a0a0" stroked="f"/>
@@ -5830,7 +5830,7 @@
     <w:p>
       <w:r>
         <w:rPr>
-          <w:rFonts w:ascii="Arial" w:hAnsi="Arial" w:cs="Arial"/>
+          <w:rFonts w:ascii="Arial" w:hAnsi="Arial" w:cs="Arial" w:eastAsia="Arial"/>
           <w:b/>
           <w:color w:val="000000"/>
           <w:sz w:val="18"/>
@@ -5840,7 +5840,7 @@
       </w:r>
       <w:r>
         <w:rPr>
-          <w:rFonts w:ascii="Arial" w:hAnsi="Arial" w:cs="Arial"/>
+          <w:rFonts w:ascii="Arial" w:hAnsi="Arial" w:cs="Arial" w:eastAsia="Arial"/>
           <w:color w:val="000000"/>
           <w:sz w:val="18"/>
           <w:highlight w:val="lightGray"/>
@@ -5849,7 +5849,7 @@
       </w:r>
       <w:r>
         <w:rPr>
-          <w:rFonts w:ascii="Arial" w:hAnsi="Arial" w:cs="Arial"/>
+          <w:rFonts w:ascii="Arial" w:hAnsi="Arial" w:cs="Arial" w:eastAsia="Arial"/>
           <w:b/>
           <w:color w:val="000000"/>
           <w:sz w:val="18"/>
@@ -5859,7 +5859,7 @@
       </w:r>
       <w:r>
         <w:rPr>
-          <w:rFonts w:ascii="Arial" w:hAnsi="Arial" w:cs="Arial"/>
+          <w:rFonts w:ascii="Arial" w:hAnsi="Arial" w:cs="Arial" w:eastAsia="Arial"/>
           <w:color w:val="000000"/>
           <w:sz w:val="18"/>
           <w:highlight w:val="lightGray"/>
@@ -5868,7 +5868,7 @@
       </w:r>
       <w:r>
         <w:rPr>
-          <w:rFonts w:ascii="Arial" w:hAnsi="Arial" w:cs="Arial"/>
+          <w:rFonts w:ascii="Arial" w:hAnsi="Arial" w:cs="Arial" w:eastAsia="Arial"/>
           <w:b/>
           <w:color w:val="000000"/>
           <w:sz w:val="18"/>
@@ -5878,7 +5878,7 @@
       </w:r>
       <w:r>
         <w:rPr>
-          <w:rFonts w:ascii="Arial" w:hAnsi="Arial" w:cs="Arial"/>
+          <w:rFonts w:ascii="Arial" w:hAnsi="Arial" w:cs="Arial" w:eastAsia="Arial"/>
           <w:color w:val="000000"/>
           <w:sz w:val="18"/>
           <w:highlight w:val="lightGray"/>
@@ -5894,13 +5894,13 @@
       </w:pPr>
       <w:r>
         <w:rPr>
-          <w:rFonts w:ascii="Roboto Mono" w:hAnsi="Roboto Mono"/>
+          <w:rFonts w:ascii="Roboto Mono" w:hAnsi="Roboto Mono" w:eastAsia="Roboto Mono"/>
         </w:rPr>
         <w:t xml:space="preserve">A </w:t>
       </w:r>
       <w:r>
         <w:rPr>
-          <w:rFonts w:ascii="Roboto Mono" w:hAnsi="Roboto Mono"/>
+          <w:rFonts w:ascii="Roboto Mono" w:hAnsi="Roboto Mono" w:eastAsia="Roboto Mono"/>
           <w:b/>
           <w:bCs/>
         </w:rPr>
@@ -5908,13 +5908,13 @@
       </w:r>
       <w:r>
         <w:rPr>
-          <w:rFonts w:ascii="Roboto Mono" w:hAnsi="Roboto Mono"/>
+          <w:rFonts w:ascii="Roboto Mono" w:hAnsi="Roboto Mono" w:eastAsia="Roboto Mono"/>
         </w:rPr>
         <w:t xml:space="preserve"> is an attribute that can hold multiple values for a single entity. Examples include </w:t>
       </w:r>
       <w:r>
         <w:rPr>
-          <w:rFonts w:ascii="Roboto Mono" w:hAnsi="Roboto Mono"/>
+          <w:rFonts w:ascii="Roboto Mono" w:hAnsi="Roboto Mono" w:eastAsia="Roboto Mono"/>
           <w:b/>
           <w:bCs/>
         </w:rPr>
@@ -5922,13 +5922,13 @@
       </w:r>
       <w:r>
         <w:rPr>
-          <w:rFonts w:ascii="Roboto Mono" w:hAnsi="Roboto Mono"/>
+          <w:rFonts w:ascii="Roboto Mono" w:hAnsi="Roboto Mono" w:eastAsia="Roboto Mono"/>
         </w:rPr>
         <w:t xml:space="preserve">, </w:t>
       </w:r>
       <w:r>
         <w:rPr>
-          <w:rFonts w:ascii="Roboto Mono" w:hAnsi="Roboto Mono"/>
+          <w:rFonts w:ascii="Roboto Mono" w:hAnsi="Roboto Mono" w:eastAsia="Roboto Mono"/>
           <w:b/>
           <w:bCs/>
         </w:rPr>
@@ -5936,13 +5936,13 @@
       </w:r>
       <w:r>
         <w:rPr>
-          <w:rFonts w:ascii="Roboto Mono" w:hAnsi="Roboto Mono"/>
+          <w:rFonts w:ascii="Roboto Mono" w:hAnsi="Roboto Mono" w:eastAsia="Roboto Mono"/>
         </w:rPr>
         <w:t xml:space="preserve">, </w:t>
       </w:r>
       <w:r>
         <w:rPr>
-          <w:rFonts w:ascii="Roboto Mono" w:hAnsi="Roboto Mono"/>
+          <w:rFonts w:ascii="Roboto Mono" w:hAnsi="Roboto Mono" w:eastAsia="Roboto Mono"/>
           <w:b/>
           <w:bCs/>
         </w:rPr>
@@ -5950,13 +5950,13 @@
       </w:r>
       <w:r>
         <w:rPr>
-          <w:rFonts w:ascii="Roboto Mono" w:hAnsi="Roboto Mono"/>
+          <w:rFonts w:ascii="Roboto Mono" w:hAnsi="Roboto Mono" w:eastAsia="Roboto Mono"/>
         </w:rPr>
         <w:t xml:space="preserve">, and </w:t>
       </w:r>
       <w:r>
         <w:rPr>
-          <w:rFonts w:ascii="Roboto Mono" w:hAnsi="Roboto Mono"/>
+          <w:rFonts w:ascii="Roboto Mono" w:hAnsi="Roboto Mono" w:eastAsia="Roboto Mono"/>
           <w:b/>
           <w:bCs/>
         </w:rPr>
@@ -5964,7 +5964,7 @@
       </w:r>
       <w:r>
         <w:rPr>
-          <w:rFonts w:ascii="Roboto Mono" w:hAnsi="Roboto Mono"/>
+          <w:rFonts w:ascii="Roboto Mono" w:hAnsi="Roboto Mono" w:eastAsia="Roboto Mono"/>
         </w:rPr>
         <w:t>. In relational databases, multi-valued attributes are usually implemented using a separate table to store the multiple values efficiently and correctly.</w:t>
       </w:r>

--- a/Knowledge/3-Work knowledge/1-Software Engineering/2-General Technologies/9-Databases/5-My Source/1-Intro to Databases/1-Data Models/1-Components of a Data Model/1-Types of Attributes/3-Multi-Valued Attribute.docx
+++ b/Knowledge/3-Work knowledge/1-Software Engineering/2-General Technologies/9-Databases/5-My Source/1-Intro to Databases/1-Data Models/1-Components of a Data Model/1-Types of Attributes/3-Multi-Valued Attribute.docx
@@ -7,6 +7,9 @@
         <w:pStyle w:val="Heading1"/>
       </w:pPr>
       <w:r>
+        <w:rPr>
+          <w:rFonts w:ascii="Calibri Light" w:hAnsi="Calibri Light" w:eastAsia="Calibri Light"/>
+        </w:rPr>
         <w:t>Multi-Valued Attribute</w:t>
       </w:r>
     </w:p>
@@ -16,11 +19,14 @@
       </w:pPr>
       <w:r>
         <w:rPr>
-          <w:rFonts w:ascii="Segoe UI Emoji" w:hAnsi="Segoe UI Emoji" w:cs="Segoe UI Emoji"/>
+          <w:rFonts w:ascii="Calibri Light" w:hAnsi="Calibri Light" w:cs="Segoe UI Emoji" w:eastAsia="Calibri Light"/>
         </w:rPr>
         <w:t>🌟</w:t>
       </w:r>
       <w:r>
+        <w:rPr>
+          <w:rFonts w:ascii="Calibri Light" w:hAnsi="Calibri Light" w:eastAsia="Calibri Light"/>
+        </w:rPr>
         <w:t xml:space="preserve"> Definition</w:t>
       </w:r>
     </w:p>
@@ -158,11 +164,14 @@
       </w:pPr>
       <w:r>
         <w:rPr>
-          <w:rFonts w:ascii="Segoe UI Emoji" w:hAnsi="Segoe UI Emoji" w:cs="Segoe UI Emoji"/>
+          <w:rFonts w:ascii="Calibri Light" w:hAnsi="Calibri Light" w:cs="Segoe UI Emoji" w:eastAsia="Calibri Light"/>
         </w:rPr>
         <w:t>🎯</w:t>
       </w:r>
       <w:r>
+        <w:rPr>
+          <w:rFonts w:ascii="Calibri Light" w:hAnsi="Calibri Light" w:eastAsia="Calibri Light"/>
+        </w:rPr>
         <w:t xml:space="preserve"> Purpose</w:t>
       </w:r>
     </w:p>
@@ -310,11 +319,14 @@
       </w:pPr>
       <w:r>
         <w:rPr>
-          <w:rFonts w:ascii="Segoe UI Emoji" w:hAnsi="Segoe UI Emoji" w:cs="Segoe UI Emoji"/>
+          <w:rFonts w:ascii="Calibri Light" w:hAnsi="Calibri Light" w:cs="Segoe UI Emoji" w:eastAsia="Calibri Light"/>
         </w:rPr>
         <w:t>🧠</w:t>
       </w:r>
       <w:r>
+        <w:rPr>
+          <w:rFonts w:ascii="Calibri Light" w:hAnsi="Calibri Light" w:eastAsia="Calibri Light"/>
+        </w:rPr>
         <w:t xml:space="preserve"> Simple Example</w:t>
       </w:r>
     </w:p>
@@ -709,11 +721,14 @@
       </w:pPr>
       <w:r>
         <w:rPr>
-          <w:rFonts w:ascii="Segoe UI Emoji" w:hAnsi="Segoe UI Emoji" w:cs="Segoe UI Emoji"/>
+          <w:rFonts w:ascii="Calibri Light" w:hAnsi="Calibri Light" w:cs="Segoe UI Emoji" w:eastAsia="Calibri Light"/>
         </w:rPr>
         <w:t>📚</w:t>
       </w:r>
       <w:r>
+        <w:rPr>
+          <w:rFonts w:ascii="Calibri Light" w:hAnsi="Calibri Light" w:eastAsia="Calibri Light"/>
+        </w:rPr>
         <w:t xml:space="preserve"> Real-World Examples</w:t>
       </w:r>
     </w:p>
@@ -722,6 +737,9 @@
         <w:pStyle w:val="Heading3"/>
       </w:pPr>
       <w:r>
+        <w:rPr>
+          <w:rFonts w:ascii="Calibri Light" w:hAnsi="Calibri Light" w:eastAsia="Calibri Light"/>
+        </w:rPr>
         <w:t>1. Phone Numbers</w:t>
       </w:r>
     </w:p>
@@ -997,6 +1015,9 @@
         <w:pStyle w:val="Heading3"/>
       </w:pPr>
       <w:r>
+        <w:rPr>
+          <w:rFonts w:ascii="Calibri Light" w:hAnsi="Calibri Light" w:eastAsia="Calibri Light"/>
+        </w:rPr>
         <w:t>2. Email Addresses</w:t>
       </w:r>
     </w:p>
@@ -1265,6 +1286,9 @@
         <w:pStyle w:val="Heading3"/>
       </w:pPr>
       <w:r>
+        <w:rPr>
+          <w:rFonts w:ascii="Calibri Light" w:hAnsi="Calibri Light" w:eastAsia="Calibri Light"/>
+        </w:rPr>
         <w:t>3. Skills</w:t>
       </w:r>
     </w:p>
@@ -1540,6 +1564,9 @@
         <w:pStyle w:val="Heading3"/>
       </w:pPr>
       <w:r>
+        <w:rPr>
+          <w:rFonts w:ascii="Calibri Light" w:hAnsi="Calibri Light" w:eastAsia="Calibri Light"/>
+        </w:rPr>
         <w:t>4. Languages</w:t>
       </w:r>
     </w:p>
@@ -1816,11 +1843,14 @@
       </w:pPr>
       <w:r>
         <w:rPr>
-          <w:rFonts w:ascii="Segoe UI Emoji" w:hAnsi="Segoe UI Emoji" w:cs="Segoe UI Emoji"/>
+          <w:rFonts w:ascii="Calibri Light" w:hAnsi="Calibri Light" w:cs="Segoe UI Emoji" w:eastAsia="Calibri Light"/>
         </w:rPr>
         <w:t>🔢</w:t>
       </w:r>
       <w:r>
+        <w:rPr>
+          <w:rFonts w:ascii="Calibri Light" w:hAnsi="Calibri Light" w:eastAsia="Calibri Light"/>
+        </w:rPr>
         <w:t xml:space="preserve"> Characteristics of a Multi-Valued Attribute</w:t>
       </w:r>
     </w:p>
@@ -1985,11 +2015,14 @@
       </w:pPr>
       <w:r>
         <w:rPr>
-          <w:rFonts w:ascii="Segoe UI Emoji" w:hAnsi="Segoe UI Emoji" w:cs="Segoe UI Emoji"/>
+          <w:rFonts w:ascii="Calibri Light" w:hAnsi="Calibri Light" w:cs="Segoe UI Emoji" w:eastAsia="Calibri Light"/>
         </w:rPr>
         <w:t>📊</w:t>
       </w:r>
       <w:r>
+        <w:rPr>
+          <w:rFonts w:ascii="Calibri Light" w:hAnsi="Calibri Light" w:eastAsia="Calibri Light"/>
+        </w:rPr>
         <w:t xml:space="preserve"> ER Diagram Representation</w:t>
       </w:r>
     </w:p>
@@ -2219,11 +2252,14 @@
       </w:pPr>
       <w:r>
         <w:rPr>
-          <w:rFonts w:ascii="Segoe UI Emoji" w:hAnsi="Segoe UI Emoji" w:cs="Segoe UI Emoji"/>
+          <w:rFonts w:ascii="Calibri Light" w:hAnsi="Calibri Light" w:cs="Segoe UI Emoji" w:eastAsia="Calibri Light"/>
         </w:rPr>
         <w:t>🗄️</w:t>
       </w:r>
       <w:r>
+        <w:rPr>
+          <w:rFonts w:ascii="Calibri Light" w:hAnsi="Calibri Light" w:eastAsia="Calibri Light"/>
+        </w:rPr>
         <w:t xml:space="preserve"> Database Example</w:t>
       </w:r>
     </w:p>
@@ -2738,11 +2774,14 @@
       </w:pPr>
       <w:r>
         <w:rPr>
-          <w:rFonts w:ascii="Segoe UI Emoji" w:hAnsi="Segoe UI Emoji" w:cs="Segoe UI Emoji"/>
+          <w:rFonts w:ascii="Calibri Light" w:hAnsi="Calibri Light" w:cs="Segoe UI Emoji" w:eastAsia="Calibri Light"/>
         </w:rPr>
         <w:t>✅</w:t>
       </w:r>
       <w:r>
+        <w:rPr>
+          <w:rFonts w:ascii="Calibri Light" w:hAnsi="Calibri Light" w:eastAsia="Calibri Light"/>
+        </w:rPr>
         <w:t xml:space="preserve"> Better Design</w:t>
       </w:r>
     </w:p>
@@ -3319,11 +3358,14 @@
       </w:pPr>
       <w:r>
         <w:rPr>
-          <w:rFonts w:ascii="Segoe UI Emoji" w:hAnsi="Segoe UI Emoji" w:cs="Segoe UI Emoji"/>
+          <w:rFonts w:ascii="Calibri Light" w:hAnsi="Calibri Light" w:cs="Segoe UI Emoji" w:eastAsia="Calibri Light"/>
         </w:rPr>
         <w:t>🌍</w:t>
       </w:r>
       <w:r>
+        <w:rPr>
+          <w:rFonts w:ascii="Calibri Light" w:hAnsi="Calibri Light" w:eastAsia="Calibri Light"/>
+        </w:rPr>
         <w:t xml:space="preserve"> Student Example</w:t>
       </w:r>
     </w:p>
@@ -3704,11 +3746,14 @@
       </w:pPr>
       <w:r>
         <w:rPr>
-          <w:rFonts w:ascii="Segoe UI Emoji" w:hAnsi="Segoe UI Emoji" w:cs="Segoe UI Emoji"/>
+          <w:rFonts w:ascii="Calibri Light" w:hAnsi="Calibri Light" w:cs="Segoe UI Emoji" w:eastAsia="Calibri Light"/>
         </w:rPr>
         <w:t>⚠️</w:t>
       </w:r>
       <w:r>
+        <w:rPr>
+          <w:rFonts w:ascii="Calibri Light" w:hAnsi="Calibri Light" w:eastAsia="Calibri Light"/>
+        </w:rPr>
         <w:t xml:space="preserve"> Multi-Valued Attribute vs Simple Attribute</w:t>
       </w:r>
     </w:p>
@@ -4638,11 +4683,14 @@
       </w:pPr>
       <w:r>
         <w:rPr>
-          <w:rFonts w:ascii="Segoe UI Emoji" w:hAnsi="Segoe UI Emoji" w:cs="Segoe UI Emoji"/>
+          <w:rFonts w:ascii="Calibri Light" w:hAnsi="Calibri Light" w:cs="Segoe UI Emoji" w:eastAsia="Calibri Light"/>
         </w:rPr>
         <w:t>⚠️</w:t>
       </w:r>
       <w:r>
+        <w:rPr>
+          <w:rFonts w:ascii="Calibri Light" w:hAnsi="Calibri Light" w:eastAsia="Calibri Light"/>
+        </w:rPr>
         <w:t xml:space="preserve"> Multi-Valued Attribute vs Composite Attribute</w:t>
       </w:r>
     </w:p>
@@ -5059,11 +5107,14 @@
       </w:pPr>
       <w:r>
         <w:rPr>
-          <w:rFonts w:ascii="Segoe UI Emoji" w:hAnsi="Segoe UI Emoji" w:cs="Segoe UI Emoji"/>
+          <w:rFonts w:ascii="Calibri Light" w:hAnsi="Calibri Light" w:cs="Segoe UI Emoji" w:eastAsia="Calibri Light"/>
         </w:rPr>
         <w:t>📚</w:t>
       </w:r>
       <w:r>
+        <w:rPr>
+          <w:rFonts w:ascii="Calibri Light" w:hAnsi="Calibri Light" w:eastAsia="Calibri Light"/>
+        </w:rPr>
         <w:t xml:space="preserve"> More Examples</w:t>
       </w:r>
     </w:p>
@@ -5505,11 +5556,14 @@
       </w:pPr>
       <w:r>
         <w:rPr>
-          <w:rFonts w:ascii="Segoe UI Emoji" w:hAnsi="Segoe UI Emoji" w:cs="Segoe UI Emoji"/>
+          <w:rFonts w:ascii="Calibri Light" w:hAnsi="Calibri Light" w:cs="Segoe UI Emoji" w:eastAsia="Calibri Light"/>
         </w:rPr>
         <w:t>🧠</w:t>
       </w:r>
       <w:r>
+        <w:rPr>
+          <w:rFonts w:ascii="Calibri Light" w:hAnsi="Calibri Light" w:eastAsia="Calibri Light"/>
+        </w:rPr>
         <w:t xml:space="preserve"> Simple Analogy</w:t>
       </w:r>
     </w:p>
@@ -5819,11 +5873,14 @@
       </w:pPr>
       <w:r>
         <w:rPr>
-          <w:rFonts w:ascii="Segoe UI Emoji" w:hAnsi="Segoe UI Emoji" w:cs="Segoe UI Emoji"/>
+          <w:rFonts w:ascii="Calibri Light" w:hAnsi="Calibri Light" w:cs="Segoe UI Emoji" w:eastAsia="Calibri Light"/>
         </w:rPr>
         <w:t>🧭</w:t>
       </w:r>
       <w:r>
+        <w:rPr>
+          <w:rFonts w:ascii="Calibri Light" w:hAnsi="Calibri Light" w:eastAsia="Calibri Light"/>
+        </w:rPr>
         <w:t xml:space="preserve"> Summary</w:t>
       </w:r>
     </w:p>
